--- a/专利交底书/2026-07-16/专利技术交底书_基于反馈驱动的风控策略测试闭环自动化方法及系统.docx
+++ b/专利交底书/2026-07-16/专利技术交底书_基于反馈驱动的风控策略测试闭环自动化方法及系统.docx
@@ -374,7 +374,7 @@
     </w:p>
     <w:p>
       <w:pPr>
-        <w:spacing w:after="200" w:before="360" w:line="360" w:lineRule="auto"/>
+        <w:spacing w:after="180" w:before="420" w:line="360" w:lineRule="auto"/>
       </w:pPr>
       <w:r>
         <w:rPr>
@@ -389,7 +389,7 @@
     </w:p>
     <w:p>
       <w:pPr>
-        <w:spacing w:after="120" w:line="360" w:lineRule="auto"/>
+        <w:spacing w:after="100" w:line="360" w:lineRule="auto"/>
         <w:ind w:firstLine="480"/>
       </w:pPr>
       <w:r>
@@ -403,7 +403,7 @@
     </w:p>
     <w:p>
       <w:pPr>
-        <w:spacing w:after="120" w:line="360" w:lineRule="auto"/>
+        <w:spacing w:after="100" w:line="360" w:lineRule="auto"/>
         <w:ind w:firstLine="480"/>
       </w:pPr>
       <w:r>
@@ -417,7 +417,7 @@
     </w:p>
     <w:p>
       <w:pPr>
-        <w:spacing w:after="120" w:line="360" w:lineRule="auto"/>
+        <w:spacing w:after="100" w:line="360" w:lineRule="auto"/>
         <w:ind w:firstLine="480"/>
       </w:pPr>
       <w:r>
@@ -431,7 +431,7 @@
     </w:p>
     <w:p>
       <w:pPr>
-        <w:spacing w:after="120" w:line="360" w:lineRule="auto"/>
+        <w:spacing w:after="100" w:line="360" w:lineRule="auto"/>
         <w:ind w:firstLine="480"/>
       </w:pPr>
       <w:r>
@@ -445,7 +445,7 @@
     </w:p>
     <w:p>
       <w:pPr>
-        <w:spacing w:after="120" w:line="360" w:lineRule="auto"/>
+        <w:spacing w:after="100" w:line="360" w:lineRule="auto"/>
         <w:ind w:firstLine="480"/>
       </w:pPr>
       <w:r>
@@ -459,7 +459,7 @@
     </w:p>
     <w:p>
       <w:pPr>
-        <w:spacing w:after="120" w:line="360" w:lineRule="auto"/>
+        <w:spacing w:after="100" w:line="360" w:lineRule="auto"/>
         <w:ind w:firstLine="480"/>
       </w:pPr>
       <w:r>
@@ -478,7 +478,7 @@
     </w:p>
     <w:p>
       <w:pPr>
-        <w:spacing w:after="200" w:before="360" w:line="360" w:lineRule="auto"/>
+        <w:spacing w:after="180" w:before="420" w:line="360" w:lineRule="auto"/>
       </w:pPr>
       <w:r>
         <w:rPr>
@@ -493,7 +493,7 @@
     </w:p>
     <w:p>
       <w:pPr>
-        <w:spacing w:after="120" w:line="360" w:lineRule="auto"/>
+        <w:spacing w:after="100" w:line="360" w:lineRule="auto"/>
         <w:ind w:firstLine="480"/>
       </w:pPr>
       <w:r>
@@ -507,7 +507,7 @@
     </w:p>
     <w:p>
       <w:pPr>
-        <w:spacing w:after="120" w:line="360" w:lineRule="auto"/>
+        <w:spacing w:after="100" w:line="360" w:lineRule="auto"/>
         <w:ind w:firstLine="480"/>
       </w:pPr>
       <w:r>
@@ -521,7 +521,7 @@
     </w:p>
     <w:p>
       <w:pPr>
-        <w:spacing w:after="120" w:line="360" w:lineRule="auto"/>
+        <w:spacing w:after="100" w:line="360" w:lineRule="auto"/>
         <w:ind w:firstLine="480"/>
       </w:pPr>
       <w:r>
@@ -535,7 +535,7 @@
     </w:p>
     <w:p>
       <w:pPr>
-        <w:spacing w:after="120" w:line="360" w:lineRule="auto"/>
+        <w:spacing w:after="100" w:line="360" w:lineRule="auto"/>
         <w:ind w:firstLine="480"/>
       </w:pPr>
       <w:r>
@@ -549,7 +549,7 @@
     </w:p>
     <w:p>
       <w:pPr>
-        <w:spacing w:after="120" w:line="360" w:lineRule="auto"/>
+        <w:spacing w:after="100" w:line="360" w:lineRule="auto"/>
         <w:ind w:firstLine="480"/>
       </w:pPr>
       <w:r>
@@ -563,7 +563,7 @@
     </w:p>
     <w:p>
       <w:pPr>
-        <w:spacing w:after="120" w:line="360" w:lineRule="auto"/>
+        <w:spacing w:after="100" w:line="360" w:lineRule="auto"/>
         <w:ind w:firstLine="480"/>
       </w:pPr>
       <w:r>
@@ -582,7 +582,7 @@
     </w:p>
     <w:p>
       <w:pPr>
-        <w:spacing w:after="200" w:before="360" w:line="360" w:lineRule="auto"/>
+        <w:spacing w:after="180" w:before="420" w:line="360" w:lineRule="auto"/>
       </w:pPr>
       <w:r>
         <w:rPr>
@@ -597,7 +597,7 @@
     </w:p>
     <w:p>
       <w:pPr>
-        <w:spacing w:after="120" w:line="360" w:lineRule="auto"/>
+        <w:spacing w:after="100" w:line="360" w:lineRule="auto"/>
         <w:ind w:firstLine="480"/>
       </w:pPr>
       <w:r>
@@ -611,7 +611,7 @@
     </w:p>
     <w:p>
       <w:pPr>
-        <w:spacing w:after="120" w:line="360" w:lineRule="auto"/>
+        <w:spacing w:after="100" w:line="360" w:lineRule="auto"/>
         <w:ind w:firstLine="480"/>
       </w:pPr>
       <w:r>
@@ -625,7 +625,7 @@
     </w:p>
     <w:p>
       <w:pPr>
-        <w:spacing w:after="120" w:line="360" w:lineRule="auto"/>
+        <w:spacing w:after="100" w:line="360" w:lineRule="auto"/>
         <w:ind w:firstLine="480"/>
       </w:pPr>
       <w:r>
@@ -644,7 +644,7 @@
     </w:p>
     <w:p>
       <w:pPr>
-        <w:spacing w:after="200" w:before="360" w:line="360" w:lineRule="auto"/>
+        <w:spacing w:after="180" w:before="420" w:line="360" w:lineRule="auto"/>
       </w:pPr>
       <w:r>
         <w:rPr>
@@ -659,7 +659,7 @@
     </w:p>
     <w:p>
       <w:pPr>
-        <w:spacing w:after="120" w:line="360" w:lineRule="auto"/>
+        <w:spacing w:after="100" w:line="360" w:lineRule="auto"/>
         <w:ind w:firstLine="480"/>
       </w:pPr>
       <w:r>
@@ -673,7 +673,7 @@
     </w:p>
     <w:p>
       <w:pPr>
-        <w:spacing w:after="120" w:line="360" w:lineRule="auto"/>
+        <w:spacing w:after="100" w:line="360" w:lineRule="auto"/>
         <w:ind w:firstLine="480"/>
       </w:pPr>
       <w:r>
@@ -687,7 +687,7 @@
     </w:p>
     <w:p>
       <w:pPr>
-        <w:spacing w:after="120" w:line="360" w:lineRule="auto"/>
+        <w:spacing w:after="100" w:line="360" w:lineRule="auto"/>
         <w:ind w:firstLine="480"/>
       </w:pPr>
       <w:r>
@@ -701,7 +701,7 @@
     </w:p>
     <w:p>
       <w:pPr>
-        <w:spacing w:after="120" w:line="360" w:lineRule="auto"/>
+        <w:spacing w:after="100" w:line="360" w:lineRule="auto"/>
         <w:ind w:firstLine="480"/>
       </w:pPr>
       <w:r>
@@ -715,7 +715,7 @@
     </w:p>
     <w:p>
       <w:pPr>
-        <w:spacing w:after="120" w:line="360" w:lineRule="auto"/>
+        <w:spacing w:after="100" w:line="360" w:lineRule="auto"/>
         <w:ind w:firstLine="480"/>
       </w:pPr>
       <w:r>
@@ -734,7 +734,7 @@
     </w:p>
     <w:p>
       <w:pPr>
-        <w:spacing w:after="200" w:before="360" w:line="360" w:lineRule="auto"/>
+        <w:spacing w:after="180" w:before="420" w:line="360" w:lineRule="auto"/>
       </w:pPr>
       <w:r>
         <w:rPr>
@@ -749,7 +749,7 @@
     </w:p>
     <w:p>
       <w:pPr>
-        <w:spacing w:after="120" w:line="360" w:lineRule="auto"/>
+        <w:spacing w:after="100" w:line="360" w:lineRule="auto"/>
         <w:ind w:firstLine="480"/>
       </w:pPr>
       <w:r>
@@ -763,7 +763,7 @@
     </w:p>
     <w:p>
       <w:pPr>
-        <w:spacing w:after="120" w:line="360" w:lineRule="auto"/>
+        <w:spacing w:after="100" w:line="360" w:lineRule="auto"/>
         <w:ind w:firstLine="480"/>
       </w:pPr>
       <w:r>
@@ -782,7 +782,7 @@
     </w:p>
     <w:p>
       <w:pPr>
-        <w:spacing w:after="200" w:before="360" w:line="360" w:lineRule="auto"/>
+        <w:spacing w:after="180" w:before="420" w:line="360" w:lineRule="auto"/>
       </w:pPr>
       <w:r>
         <w:rPr>
@@ -797,7 +797,7 @@
     </w:p>
     <w:p>
       <w:pPr>
-        <w:spacing w:after="160" w:before="240" w:line="360" w:lineRule="auto"/>
+        <w:spacing w:after="140" w:before="300" w:line="360" w:lineRule="auto"/>
       </w:pPr>
       <w:r>
         <w:rPr>
@@ -812,7 +812,7 @@
     </w:p>
     <w:p>
       <w:pPr>
-        <w:spacing w:after="120" w:line="360" w:lineRule="auto"/>
+        <w:spacing w:after="100" w:line="360" w:lineRule="auto"/>
         <w:ind w:firstLine="480"/>
       </w:pPr>
       <w:r>
@@ -826,7 +826,7 @@
     </w:p>
     <w:p>
       <w:pPr>
-        <w:spacing w:after="120" w:line="360" w:lineRule="auto"/>
+        <w:spacing w:after="100" w:line="360" w:lineRule="auto"/>
         <w:ind w:firstLine="480"/>
       </w:pPr>
       <w:r>
@@ -840,7 +840,7 @@
     </w:p>
     <w:p>
       <w:pPr>
-        <w:spacing w:after="120" w:line="360" w:lineRule="auto"/>
+        <w:spacing w:after="100" w:line="360" w:lineRule="auto"/>
         <w:ind w:firstLine="480"/>
       </w:pPr>
       <w:r>
@@ -854,7 +854,7 @@
     </w:p>
     <w:p>
       <w:pPr>
-        <w:spacing w:after="120" w:line="360" w:lineRule="auto"/>
+        <w:spacing w:after="100" w:line="360" w:lineRule="auto"/>
         <w:ind w:firstLine="480"/>
       </w:pPr>
       <w:r>
@@ -868,7 +868,7 @@
     </w:p>
     <w:p>
       <w:pPr>
-        <w:spacing w:after="120" w:line="360" w:lineRule="auto"/>
+        <w:spacing w:after="100" w:line="360" w:lineRule="auto"/>
         <w:ind w:firstLine="480"/>
       </w:pPr>
       <w:r>
@@ -882,7 +882,7 @@
     </w:p>
     <w:p>
       <w:pPr>
-        <w:spacing w:after="120" w:line="360" w:lineRule="auto"/>
+        <w:spacing w:after="100" w:line="360" w:lineRule="auto"/>
         <w:ind w:firstLine="480"/>
       </w:pPr>
       <w:r>
@@ -896,7 +896,7 @@
     </w:p>
     <w:p>
       <w:pPr>
-        <w:spacing w:after="120" w:line="360" w:lineRule="auto"/>
+        <w:spacing w:after="100" w:line="360" w:lineRule="auto"/>
         <w:ind w:firstLine="480"/>
       </w:pPr>
       <w:r>
@@ -1410,7 +1410,7 @@
     </w:p>
     <w:p>
       <w:pPr>
-        <w:spacing w:after="160" w:before="240" w:line="360" w:lineRule="auto"/>
+        <w:spacing w:after="140" w:before="300" w:line="360" w:lineRule="auto"/>
       </w:pPr>
       <w:r>
         <w:rPr>
@@ -1425,7 +1425,7 @@
     </w:p>
     <w:p>
       <w:pPr>
-        <w:spacing w:after="120" w:line="360" w:lineRule="auto"/>
+        <w:spacing w:after="100" w:line="360" w:lineRule="auto"/>
         <w:ind w:firstLine="480"/>
       </w:pPr>
       <w:r>
@@ -1439,7 +1439,7 @@
     </w:p>
     <w:p>
       <w:pPr>
-        <w:spacing w:after="120" w:line="360" w:lineRule="auto"/>
+        <w:spacing w:after="100" w:line="360" w:lineRule="auto"/>
         <w:ind w:firstLine="480"/>
       </w:pPr>
       <w:r>
@@ -1453,7 +1453,7 @@
     </w:p>
     <w:p>
       <w:pPr>
-        <w:spacing w:after="120" w:line="360" w:lineRule="auto"/>
+        <w:spacing w:after="100" w:line="360" w:lineRule="auto"/>
         <w:ind w:firstLine="480"/>
       </w:pPr>
       <w:r>
@@ -1467,7 +1467,7 @@
     </w:p>
     <w:p>
       <w:pPr>
-        <w:spacing w:after="120" w:line="360" w:lineRule="auto"/>
+        <w:spacing w:after="100" w:line="360" w:lineRule="auto"/>
         <w:ind w:firstLine="480"/>
       </w:pPr>
       <w:r>
@@ -1481,7 +1481,7 @@
     </w:p>
     <w:p>
       <w:pPr>
-        <w:spacing w:after="160" w:before="240" w:line="360" w:lineRule="auto"/>
+        <w:spacing w:after="140" w:before="300" w:line="360" w:lineRule="auto"/>
       </w:pPr>
       <w:r>
         <w:rPr>
@@ -1496,7 +1496,7 @@
     </w:p>
     <w:p>
       <w:pPr>
-        <w:spacing w:after="120" w:line="360" w:lineRule="auto"/>
+        <w:spacing w:after="100" w:line="360" w:lineRule="auto"/>
         <w:ind w:firstLine="480"/>
       </w:pPr>
       <w:r>
@@ -1510,7 +1510,7 @@
     </w:p>
     <w:p>
       <w:pPr>
-        <w:spacing w:after="120" w:line="360" w:lineRule="auto"/>
+        <w:spacing w:after="100" w:line="360" w:lineRule="auto"/>
         <w:ind w:firstLine="480"/>
       </w:pPr>
       <w:r>
@@ -1526,7 +1526,7 @@
     </w:p>
     <w:p>
       <w:pPr>
-        <w:spacing w:after="120" w:line="360" w:lineRule="auto"/>
+        <w:spacing w:after="100" w:line="360" w:lineRule="auto"/>
         <w:ind w:firstLine="480"/>
       </w:pPr>
       <w:r>
@@ -1540,7 +1540,7 @@
     </w:p>
     <w:p>
       <w:pPr>
-        <w:spacing w:after="120" w:line="360" w:lineRule="auto"/>
+        <w:spacing w:after="100" w:line="360" w:lineRule="auto"/>
         <w:ind w:firstLine="480"/>
       </w:pPr>
       <w:r>
@@ -1554,7 +1554,7 @@
     </w:p>
     <w:p>
       <w:pPr>
-        <w:spacing w:after="120" w:line="360" w:lineRule="auto"/>
+        <w:spacing w:after="100" w:line="360" w:lineRule="auto"/>
         <w:ind w:firstLine="480"/>
       </w:pPr>
       <w:r>
@@ -1568,7 +1568,7 @@
     </w:p>
     <w:p>
       <w:pPr>
-        <w:spacing w:after="120" w:line="360" w:lineRule="auto"/>
+        <w:spacing w:after="100" w:line="360" w:lineRule="auto"/>
         <w:ind w:firstLine="480"/>
       </w:pPr>
       <w:r>
@@ -1582,7 +1582,7 @@
     </w:p>
     <w:p>
       <w:pPr>
-        <w:spacing w:after="120" w:line="360" w:lineRule="auto"/>
+        <w:spacing w:after="100" w:line="360" w:lineRule="auto"/>
         <w:ind w:firstLine="480"/>
       </w:pPr>
       <w:r>
@@ -1596,7 +1596,7 @@
     </w:p>
     <w:p>
       <w:pPr>
-        <w:spacing w:after="120" w:line="360" w:lineRule="auto"/>
+        <w:spacing w:after="100" w:line="360" w:lineRule="auto"/>
         <w:ind w:firstLine="480"/>
       </w:pPr>
       <w:r>
@@ -1610,7 +1610,7 @@
     </w:p>
     <w:p>
       <w:pPr>
-        <w:spacing w:after="120" w:line="360" w:lineRule="auto"/>
+        <w:spacing w:after="100" w:line="360" w:lineRule="auto"/>
         <w:ind w:firstLine="480"/>
       </w:pPr>
       <w:r>
@@ -1626,7 +1626,7 @@
     </w:p>
     <w:p>
       <w:pPr>
-        <w:spacing w:after="120" w:line="360" w:lineRule="auto"/>
+        <w:spacing w:after="100" w:line="360" w:lineRule="auto"/>
         <w:ind w:firstLine="480"/>
       </w:pPr>
       <w:r>
@@ -1640,7 +1640,7 @@
     </w:p>
     <w:p>
       <w:pPr>
-        <w:spacing w:after="160" w:before="240" w:line="360" w:lineRule="auto"/>
+        <w:spacing w:after="140" w:before="300" w:line="360" w:lineRule="auto"/>
       </w:pPr>
       <w:r>
         <w:rPr>
@@ -1655,7 +1655,7 @@
     </w:p>
     <w:p>
       <w:pPr>
-        <w:spacing w:after="120" w:line="360" w:lineRule="auto"/>
+        <w:spacing w:after="100" w:line="360" w:lineRule="auto"/>
         <w:ind w:firstLine="480"/>
       </w:pPr>
       <w:r>
@@ -1669,7 +1669,7 @@
     </w:p>
     <w:p>
       <w:pPr>
-        <w:spacing w:after="120" w:line="360" w:lineRule="auto"/>
+        <w:spacing w:after="100" w:line="360" w:lineRule="auto"/>
         <w:ind w:firstLine="480"/>
       </w:pPr>
       <w:r>
@@ -1683,7 +1683,7 @@
     </w:p>
     <w:p>
       <w:pPr>
-        <w:spacing w:after="120" w:line="360" w:lineRule="auto"/>
+        <w:spacing w:after="100" w:line="360" w:lineRule="auto"/>
         <w:ind w:firstLine="480"/>
       </w:pPr>
       <w:r>
@@ -1697,7 +1697,7 @@
     </w:p>
     <w:p>
       <w:pPr>
-        <w:spacing w:after="120" w:line="360" w:lineRule="auto"/>
+        <w:spacing w:after="100" w:line="360" w:lineRule="auto"/>
         <w:ind w:firstLine="480"/>
       </w:pPr>
       <w:r>
@@ -1711,7 +1711,7 @@
     </w:p>
     <w:p>
       <w:pPr>
-        <w:spacing w:after="120" w:line="360" w:lineRule="auto"/>
+        <w:spacing w:after="100" w:line="360" w:lineRule="auto"/>
         <w:ind w:firstLine="480"/>
       </w:pPr>
       <w:r>
@@ -1725,7 +1725,7 @@
     </w:p>
     <w:p>
       <w:pPr>
-        <w:spacing w:after="120" w:line="360" w:lineRule="auto"/>
+        <w:spacing w:after="100" w:line="360" w:lineRule="auto"/>
         <w:ind w:firstLine="480"/>
       </w:pPr>
       <w:r>
@@ -1804,7 +1804,7 @@
     </w:p>
     <w:p>
       <w:pPr>
-        <w:spacing w:after="120" w:line="360" w:lineRule="auto"/>
+        <w:spacing w:after="100" w:line="360" w:lineRule="auto"/>
         <w:ind w:firstLine="480"/>
       </w:pPr>
       <w:r>
@@ -1820,7 +1820,7 @@
     </w:p>
     <w:p>
       <w:pPr>
-        <w:spacing w:after="120" w:line="360" w:lineRule="auto"/>
+        <w:spacing w:after="100" w:line="360" w:lineRule="auto"/>
         <w:ind w:firstLine="480"/>
       </w:pPr>
       <w:r>
@@ -1834,7 +1834,7 @@
     </w:p>
     <w:p>
       <w:pPr>
-        <w:spacing w:after="120" w:line="360" w:lineRule="auto"/>
+        <w:spacing w:after="100" w:line="360" w:lineRule="auto"/>
         <w:ind w:firstLine="480"/>
       </w:pPr>
       <w:r>
@@ -1848,7 +1848,7 @@
     </w:p>
     <w:p>
       <w:pPr>
-        <w:spacing w:after="120" w:line="360" w:lineRule="auto"/>
+        <w:spacing w:after="100" w:line="360" w:lineRule="auto"/>
         <w:ind w:firstLine="480"/>
       </w:pPr>
       <w:r>
@@ -1862,7 +1862,7 @@
     </w:p>
     <w:p>
       <w:pPr>
-        <w:spacing w:after="120" w:line="360" w:lineRule="auto"/>
+        <w:spacing w:after="100" w:line="360" w:lineRule="auto"/>
         <w:ind w:firstLine="480"/>
       </w:pPr>
       <w:r>
@@ -1876,7 +1876,7 @@
     </w:p>
     <w:p>
       <w:pPr>
-        <w:spacing w:after="120" w:line="360" w:lineRule="auto"/>
+        <w:spacing w:after="100" w:line="360" w:lineRule="auto"/>
         <w:ind w:firstLine="480"/>
       </w:pPr>
       <w:r>
@@ -1890,7 +1890,7 @@
     </w:p>
     <w:p>
       <w:pPr>
-        <w:spacing w:after="160" w:before="240" w:line="360" w:lineRule="auto"/>
+        <w:spacing w:after="140" w:before="300" w:line="360" w:lineRule="auto"/>
       </w:pPr>
       <w:r>
         <w:rPr>
@@ -1905,7 +1905,7 @@
     </w:p>
     <w:p>
       <w:pPr>
-        <w:spacing w:after="120" w:line="360" w:lineRule="auto"/>
+        <w:spacing w:after="100" w:line="360" w:lineRule="auto"/>
         <w:ind w:firstLine="480"/>
       </w:pPr>
       <w:r>
@@ -1984,7 +1984,7 @@
     </w:p>
     <w:p>
       <w:pPr>
-        <w:spacing w:after="120" w:line="360" w:lineRule="auto"/>
+        <w:spacing w:after="100" w:line="360" w:lineRule="auto"/>
         <w:ind w:firstLine="480"/>
       </w:pPr>
       <w:r>
@@ -2673,7 +2673,7 @@
     </w:p>
     <w:p>
       <w:pPr>
-        <w:spacing w:after="120" w:line="360" w:lineRule="auto"/>
+        <w:spacing w:after="100" w:line="360" w:lineRule="auto"/>
         <w:ind w:firstLine="480"/>
       </w:pPr>
       <w:r>
@@ -2687,7 +2687,7 @@
     </w:p>
     <w:p>
       <w:pPr>
-        <w:spacing w:after="120" w:line="360" w:lineRule="auto"/>
+        <w:spacing w:after="100" w:line="360" w:lineRule="auto"/>
         <w:ind w:firstLine="480"/>
       </w:pPr>
       <w:r>
@@ -2703,7 +2703,7 @@
     </w:p>
     <w:p>
       <w:pPr>
-        <w:spacing w:after="120" w:line="360" w:lineRule="auto"/>
+        <w:spacing w:after="100" w:line="360" w:lineRule="auto"/>
         <w:ind w:firstLine="480"/>
       </w:pPr>
       <w:r>
@@ -2717,7 +2717,7 @@
     </w:p>
     <w:p>
       <w:pPr>
-        <w:spacing w:after="120" w:line="360" w:lineRule="auto"/>
+        <w:spacing w:after="100" w:line="360" w:lineRule="auto"/>
         <w:ind w:firstLine="480"/>
       </w:pPr>
       <w:r>
@@ -2731,7 +2731,7 @@
     </w:p>
     <w:p>
       <w:pPr>
-        <w:spacing w:after="120" w:line="360" w:lineRule="auto"/>
+        <w:spacing w:after="100" w:line="360" w:lineRule="auto"/>
         <w:ind w:firstLine="480"/>
       </w:pPr>
       <w:r>
@@ -2745,7 +2745,7 @@
     </w:p>
     <w:p>
       <w:pPr>
-        <w:spacing w:after="120" w:line="360" w:lineRule="auto"/>
+        <w:spacing w:after="100" w:line="360" w:lineRule="auto"/>
         <w:ind w:firstLine="480"/>
       </w:pPr>
       <w:r>
@@ -2759,7 +2759,7 @@
     </w:p>
     <w:p>
       <w:pPr>
-        <w:spacing w:after="120" w:line="360" w:lineRule="auto"/>
+        <w:spacing w:after="100" w:line="360" w:lineRule="auto"/>
         <w:ind w:firstLine="480"/>
       </w:pPr>
       <w:r>
@@ -2773,7 +2773,7 @@
     </w:p>
     <w:p>
       <w:pPr>
-        <w:spacing w:after="120" w:line="360" w:lineRule="auto"/>
+        <w:spacing w:after="100" w:line="360" w:lineRule="auto"/>
         <w:ind w:firstLine="480"/>
       </w:pPr>
       <w:r>
@@ -2792,7 +2792,7 @@
     </w:p>
     <w:p>
       <w:pPr>
-        <w:spacing w:after="120" w:line="360" w:lineRule="auto"/>
+        <w:spacing w:after="100" w:line="360" w:lineRule="auto"/>
         <w:ind w:firstLine="480"/>
       </w:pPr>
       <w:r>
@@ -2808,7 +2808,7 @@
     </w:p>
     <w:p>
       <w:pPr>
-        <w:spacing w:after="120" w:line="360" w:lineRule="auto"/>
+        <w:spacing w:after="100" w:line="360" w:lineRule="auto"/>
         <w:ind w:firstLine="480"/>
       </w:pPr>
       <w:r>
@@ -2822,7 +2822,7 @@
     </w:p>
     <w:p>
       <w:pPr>
-        <w:spacing w:after="120" w:line="360" w:lineRule="auto"/>
+        <w:spacing w:after="100" w:line="360" w:lineRule="auto"/>
         <w:ind w:firstLine="480"/>
       </w:pPr>
       <w:r>
@@ -2836,7 +2836,7 @@
     </w:p>
     <w:p>
       <w:pPr>
-        <w:spacing w:after="120" w:line="360" w:lineRule="auto"/>
+        <w:spacing w:after="100" w:line="360" w:lineRule="auto"/>
         <w:ind w:firstLine="480"/>
       </w:pPr>
       <w:r>
@@ -2850,7 +2850,7 @@
     </w:p>
     <w:p>
       <w:pPr>
-        <w:spacing w:after="120" w:line="360" w:lineRule="auto"/>
+        <w:spacing w:after="100" w:line="360" w:lineRule="auto"/>
         <w:ind w:firstLine="480"/>
       </w:pPr>
       <w:r>
@@ -2869,7 +2869,7 @@
     </w:p>
     <w:p>
       <w:pPr>
-        <w:spacing w:after="200" w:before="360" w:line="360" w:lineRule="auto"/>
+        <w:spacing w:after="180" w:before="420" w:line="360" w:lineRule="auto"/>
       </w:pPr>
       <w:r>
         <w:rPr>
@@ -2884,7 +2884,7 @@
     </w:p>
     <w:p>
       <w:pPr>
-        <w:spacing w:after="120" w:line="360" w:lineRule="auto"/>
+        <w:spacing w:after="100" w:line="360" w:lineRule="auto"/>
         <w:ind w:firstLine="480"/>
       </w:pPr>
       <w:r>
@@ -2898,7 +2898,7 @@
     </w:p>
     <w:p>
       <w:pPr>
-        <w:spacing w:after="120" w:line="360" w:lineRule="auto"/>
+        <w:spacing w:after="100" w:line="360" w:lineRule="auto"/>
         <w:ind w:firstLine="480"/>
       </w:pPr>
       <w:r>
@@ -2912,7 +2912,7 @@
     </w:p>
     <w:p>
       <w:pPr>
-        <w:spacing w:after="120" w:line="360" w:lineRule="auto"/>
+        <w:spacing w:after="100" w:line="360" w:lineRule="auto"/>
         <w:ind w:firstLine="480"/>
       </w:pPr>
       <w:r>
@@ -2926,7 +2926,7 @@
     </w:p>
     <w:p>
       <w:pPr>
-        <w:spacing w:after="120" w:line="360" w:lineRule="auto"/>
+        <w:spacing w:after="100" w:line="360" w:lineRule="auto"/>
         <w:ind w:firstLine="480"/>
       </w:pPr>
       <w:r>
@@ -2940,7 +2940,7 @@
     </w:p>
     <w:p>
       <w:pPr>
-        <w:spacing w:after="120" w:line="360" w:lineRule="auto"/>
+        <w:spacing w:after="100" w:line="360" w:lineRule="auto"/>
         <w:ind w:firstLine="480"/>
       </w:pPr>
       <w:r>
@@ -2954,7 +2954,7 @@
     </w:p>
     <w:p>
       <w:pPr>
-        <w:spacing w:after="120" w:line="360" w:lineRule="auto"/>
+        <w:spacing w:after="100" w:line="360" w:lineRule="auto"/>
         <w:ind w:firstLine="480"/>
       </w:pPr>
       <w:r>
@@ -2968,7 +2968,7 @@
     </w:p>
     <w:p>
       <w:pPr>
-        <w:spacing w:after="120" w:line="360" w:lineRule="auto"/>
+        <w:spacing w:after="100" w:line="360" w:lineRule="auto"/>
         <w:ind w:firstLine="480"/>
       </w:pPr>
       <w:r>
@@ -2987,7 +2987,7 @@
     </w:p>
     <w:p>
       <w:pPr>
-        <w:spacing w:after="120" w:line="360" w:lineRule="auto"/>
+        <w:spacing w:after="100" w:line="360" w:lineRule="auto"/>
         <w:ind w:firstLine="480"/>
       </w:pPr>
       <w:r>
@@ -3003,7 +3003,7 @@
     </w:p>
     <w:p>
       <w:pPr>
-        <w:spacing w:after="120" w:line="360" w:lineRule="auto"/>
+        <w:spacing w:after="100" w:line="360" w:lineRule="auto"/>
         <w:ind w:firstLine="480"/>
       </w:pPr>
       <w:r>
@@ -3022,7 +3022,7 @@
     </w:p>
     <w:p>
       <w:pPr>
-        <w:spacing w:after="120" w:line="360" w:lineRule="auto"/>
+        <w:spacing w:after="100" w:line="360" w:lineRule="auto"/>
         <w:ind w:firstLine="480"/>
       </w:pPr>
       <w:r>
@@ -3038,7 +3038,7 @@
     </w:p>
     <w:p>
       <w:pPr>
-        <w:spacing w:after="120" w:line="360" w:lineRule="auto"/>
+        <w:spacing w:after="100" w:line="360" w:lineRule="auto"/>
         <w:ind w:firstLine="480"/>
       </w:pPr>
       <w:r>
@@ -3057,7 +3057,7 @@
     </w:p>
     <w:p>
       <w:pPr>
-        <w:spacing w:after="120" w:line="360" w:lineRule="auto"/>
+        <w:spacing w:after="100" w:line="360" w:lineRule="auto"/>
         <w:ind w:firstLine="480"/>
       </w:pPr>
       <w:r>
@@ -3073,7 +3073,7 @@
     </w:p>
     <w:p>
       <w:pPr>
-        <w:spacing w:after="120" w:line="360" w:lineRule="auto"/>
+        <w:spacing w:after="100" w:line="360" w:lineRule="auto"/>
         <w:ind w:firstLine="480"/>
       </w:pPr>
       <w:r>
@@ -3092,7 +3092,7 @@
     </w:p>
     <w:p>
       <w:pPr>
-        <w:spacing w:after="120" w:line="360" w:lineRule="auto"/>
+        <w:spacing w:after="100" w:line="360" w:lineRule="auto"/>
         <w:ind w:firstLine="480"/>
       </w:pPr>
       <w:r>
@@ -3108,7 +3108,7 @@
     </w:p>
     <w:p>
       <w:pPr>
-        <w:spacing w:after="120" w:line="360" w:lineRule="auto"/>
+        <w:spacing w:after="100" w:line="360" w:lineRule="auto"/>
         <w:ind w:firstLine="480"/>
       </w:pPr>
       <w:r>
@@ -3127,7 +3127,7 @@
     </w:p>
     <w:p>
       <w:pPr>
-        <w:spacing w:after="120" w:line="360" w:lineRule="auto"/>
+        <w:spacing w:after="100" w:line="360" w:lineRule="auto"/>
         <w:ind w:firstLine="480"/>
       </w:pPr>
       <w:r>
@@ -3143,7 +3143,7 @@
     </w:p>
     <w:p>
       <w:pPr>
-        <w:spacing w:after="120" w:line="360" w:lineRule="auto"/>
+        <w:spacing w:after="100" w:line="360" w:lineRule="auto"/>
         <w:ind w:firstLine="480"/>
       </w:pPr>
       <w:r>
@@ -3162,7 +3162,7 @@
     </w:p>
     <w:p>
       <w:pPr>
-        <w:spacing w:after="120" w:line="360" w:lineRule="auto"/>
+        <w:spacing w:after="100" w:line="360" w:lineRule="auto"/>
         <w:ind w:firstLine="480"/>
       </w:pPr>
       <w:r>
@@ -3178,7 +3178,7 @@
     </w:p>
     <w:p>
       <w:pPr>
-        <w:spacing w:after="120" w:line="360" w:lineRule="auto"/>
+        <w:spacing w:after="100" w:line="360" w:lineRule="auto"/>
         <w:ind w:firstLine="480"/>
       </w:pPr>
       <w:r>
@@ -3197,7 +3197,7 @@
     </w:p>
     <w:p>
       <w:pPr>
-        <w:spacing w:after="120" w:line="360" w:lineRule="auto"/>
+        <w:spacing w:after="100" w:line="360" w:lineRule="auto"/>
         <w:ind w:firstLine="480"/>
       </w:pPr>
       <w:r>
@@ -3213,7 +3213,7 @@
     </w:p>
     <w:p>
       <w:pPr>
-        <w:spacing w:after="120" w:line="360" w:lineRule="auto"/>
+        <w:spacing w:after="100" w:line="360" w:lineRule="auto"/>
         <w:ind w:firstLine="480"/>
       </w:pPr>
       <w:r>
@@ -3232,7 +3232,7 @@
     </w:p>
     <w:p>
       <w:pPr>
-        <w:spacing w:after="120" w:line="360" w:lineRule="auto"/>
+        <w:spacing w:after="100" w:line="360" w:lineRule="auto"/>
         <w:ind w:firstLine="480"/>
       </w:pPr>
       <w:r>
@@ -3248,7 +3248,7 @@
     </w:p>
     <w:p>
       <w:pPr>
-        <w:spacing w:after="120" w:line="360" w:lineRule="auto"/>
+        <w:spacing w:after="100" w:line="360" w:lineRule="auto"/>
         <w:ind w:firstLine="480"/>
       </w:pPr>
       <w:r>
@@ -3267,7 +3267,7 @@
     </w:p>
     <w:p>
       <w:pPr>
-        <w:spacing w:after="120" w:line="360" w:lineRule="auto"/>
+        <w:spacing w:after="100" w:line="360" w:lineRule="auto"/>
         <w:ind w:firstLine="480"/>
       </w:pPr>
       <w:r>
@@ -3283,7 +3283,7 @@
     </w:p>
     <w:p>
       <w:pPr>
-        <w:spacing w:after="120" w:line="360" w:lineRule="auto"/>
+        <w:spacing w:after="100" w:line="360" w:lineRule="auto"/>
         <w:ind w:firstLine="480"/>
       </w:pPr>
       <w:r>
@@ -3302,7 +3302,7 @@
     </w:p>
     <w:p>
       <w:pPr>
-        <w:spacing w:after="120" w:line="360" w:lineRule="auto"/>
+        <w:spacing w:after="100" w:line="360" w:lineRule="auto"/>
         <w:ind w:firstLine="480"/>
       </w:pPr>
       <w:r>
@@ -3318,7 +3318,7 @@
     </w:p>
     <w:p>
       <w:pPr>
-        <w:spacing w:after="120" w:line="360" w:lineRule="auto"/>
+        <w:spacing w:after="100" w:line="360" w:lineRule="auto"/>
         <w:ind w:firstLine="480"/>
       </w:pPr>
       <w:r>
@@ -3337,7 +3337,7 @@
     </w:p>
     <w:p>
       <w:pPr>
-        <w:spacing w:after="120" w:line="360" w:lineRule="auto"/>
+        <w:spacing w:after="100" w:line="360" w:lineRule="auto"/>
         <w:ind w:firstLine="480"/>
       </w:pPr>
       <w:r>
@@ -3353,7 +3353,7 @@
     </w:p>
     <w:p>
       <w:pPr>
-        <w:spacing w:after="120" w:line="360" w:lineRule="auto"/>
+        <w:spacing w:after="100" w:line="360" w:lineRule="auto"/>
         <w:ind w:firstLine="480"/>
       </w:pPr>
       <w:r>
@@ -3372,7 +3372,7 @@
     </w:p>
     <w:p>
       <w:pPr>
-        <w:spacing w:after="120" w:line="360" w:lineRule="auto"/>
+        <w:spacing w:after="100" w:line="360" w:lineRule="auto"/>
         <w:ind w:firstLine="480"/>
       </w:pPr>
       <w:r>
@@ -3388,7 +3388,7 @@
     </w:p>
     <w:p>
       <w:pPr>
-        <w:spacing w:after="120" w:line="360" w:lineRule="auto"/>
+        <w:spacing w:after="100" w:line="360" w:lineRule="auto"/>
         <w:ind w:firstLine="480"/>
       </w:pPr>
       <w:r>

--- a/专利交底书/2026-07-16/专利技术交底书_基于反馈驱动的风控策略测试闭环自动化方法及系统.docx
+++ b/专利交底书/2026-07-16/专利技术交底书_基于反馈驱动的风控策略测试闭环自动化方法及系统.docx
@@ -656,7 +656,9 @@
     </w:p>
     <w:p>
       <w:pPr>
-        <w:spacing w:after="100" w:before="200" w:line="4445" w:lineRule="atLeast"/>
+        <w:keepNext/>
+        <w:keepLines/>
+        <w:spacing w:after="120" w:before="300" w:line="4645" w:lineRule="atLeast"/>
         <w:jc w:val="center"/>
       </w:pPr>
       <w:r>
@@ -702,7 +704,8 @@
     </w:p>
     <w:p>
       <w:pPr>
-        <w:spacing w:after="200" w:before="60"/>
+        <w:keepNext w:val="false"/>
+        <w:spacing w:after="240" w:before="60"/>
         <w:jc w:val="center"/>
       </w:pPr>
       <w:r>
@@ -1485,7 +1488,9 @@
     </w:p>
     <w:p>
       <w:pPr>
-        <w:spacing w:after="100" w:before="200" w:line="3920" w:lineRule="atLeast"/>
+        <w:keepNext/>
+        <w:keepLines/>
+        <w:spacing w:after="120" w:before="300" w:line="4120" w:lineRule="atLeast"/>
         <w:jc w:val="center"/>
       </w:pPr>
       <w:r>
@@ -1531,7 +1536,8 @@
     </w:p>
     <w:p>
       <w:pPr>
-        <w:spacing w:after="200" w:before="60"/>
+        <w:keepNext w:val="false"/>
+        <w:spacing w:after="240" w:before="60"/>
         <w:jc w:val="center"/>
       </w:pPr>
       <w:r>
@@ -1665,7 +1671,9 @@
     </w:p>
     <w:p>
       <w:pPr>
-        <w:spacing w:after="100" w:before="200" w:line="4715" w:lineRule="atLeast"/>
+        <w:keepNext/>
+        <w:keepLines/>
+        <w:spacing w:after="120" w:before="300" w:line="4915" w:lineRule="atLeast"/>
         <w:jc w:val="center"/>
       </w:pPr>
       <w:r>
@@ -1711,7 +1719,8 @@
     </w:p>
     <w:p>
       <w:pPr>
-        <w:spacing w:after="200" w:before="60"/>
+        <w:keepNext w:val="false"/>
+        <w:spacing w:after="240" w:before="60"/>
         <w:jc w:val="center"/>
       </w:pPr>
       <w:r>

--- a/专利交底书/2026-07-16/专利技术交底书_基于反馈驱动的风控策略测试闭环自动化方法及系统.docx
+++ b/专利交底书/2026-07-16/专利技术交底书_基于反馈驱动的风控策略测试闭环自动化方法及系统.docx
@@ -658,13 +658,13 @@
       <w:pPr>
         <w:keepNext/>
         <w:keepLines/>
-        <w:spacing w:after="120" w:before="300" w:line="4645" w:lineRule="atLeast"/>
+        <w:spacing w:after="120" w:before="300" w:line="4060" w:lineRule="atLeast"/>
         <w:jc w:val="center"/>
       </w:pPr>
       <w:r>
         <w:drawing>
           <wp:inline distT="0" distB="0" distL="0" distR="0">
-            <wp:extent cx="3810000" cy="2695575"/>
+            <wp:extent cx="3810000" cy="2324100"/>
             <wp:effectExtent t="0" r="0" b="0" l="0"/>
             <wp:docPr id="1" name="loop_fig1_closed_loop.png" descr="loop_fig1_closed_loop.png" title="loop_fig1_closed_loop.png"/>
             <wp:cNvGraphicFramePr>
@@ -689,7 +689,7 @@
                   <pic:spPr bwMode="auto">
                     <a:xfrm>
                       <a:off x="0" y="0"/>
-                      <a:ext cx="3810000" cy="2695575"/>
+                      <a:ext cx="3810000" cy="2324100"/>
                     </a:xfrm>
                     <a:prstGeom prst="rect">
                       <a:avLst/>
@@ -1490,13 +1490,13 @@
       <w:pPr>
         <w:keepNext/>
         <w:keepLines/>
-        <w:spacing w:after="120" w:before="300" w:line="4120" w:lineRule="atLeast"/>
+        <w:spacing w:after="120" w:before="300" w:line="3730" w:lineRule="atLeast"/>
         <w:jc w:val="center"/>
       </w:pPr>
       <w:r>
         <w:drawing>
           <wp:inline distT="0" distB="0" distL="0" distR="0">
-            <wp:extent cx="3810000" cy="2362200"/>
+            <wp:extent cx="3810000" cy="2114550"/>
             <wp:effectExtent t="0" r="0" b="0" l="0"/>
             <wp:docPr id="1" name="loop_fig2_convergence.png" descr="loop_fig2_convergence.png" title="loop_fig2_convergence.png"/>
             <wp:cNvGraphicFramePr>
@@ -1521,7 +1521,7 @@
                   <pic:spPr bwMode="auto">
                     <a:xfrm>
                       <a:off x="0" y="0"/>
-                      <a:ext cx="3810000" cy="2362200"/>
+                      <a:ext cx="3810000" cy="2114550"/>
                     </a:xfrm>
                     <a:prstGeom prst="rect">
                       <a:avLst/>
@@ -1673,13 +1673,13 @@
       <w:pPr>
         <w:keepNext/>
         <w:keepLines/>
-        <w:spacing w:after="120" w:before="300" w:line="4915" w:lineRule="atLeast"/>
+        <w:spacing w:after="120" w:before="300" w:line="3055" w:lineRule="atLeast"/>
         <w:jc w:val="center"/>
       </w:pPr>
       <w:r>
         <w:drawing>
           <wp:inline distT="0" distB="0" distL="0" distR="0">
-            <wp:extent cx="3810000" cy="2867025"/>
+            <wp:extent cx="3810000" cy="1685925"/>
             <wp:effectExtent t="0" r="0" b="0" l="0"/>
             <wp:docPr id="1" name="loop_fig3_feedback_mapping.png" descr="loop_fig3_feedback_mapping.png" title="loop_fig3_feedback_mapping.png"/>
             <wp:cNvGraphicFramePr>
@@ -1704,7 +1704,7 @@
                   <pic:spPr bwMode="auto">
                     <a:xfrm>
                       <a:off x="0" y="0"/>
-                      <a:ext cx="3810000" cy="2867025"/>
+                      <a:ext cx="3810000" cy="1685925"/>
                     </a:xfrm>
                     <a:prstGeom prst="rect">
                       <a:avLst/>

--- a/专利交底书/2026-07-16/专利技术交底书_基于反馈驱动的风控策略测试闭环自动化方法及系统.docx
+++ b/专利交底书/2026-07-16/专利技术交底书_基于反馈驱动的风控策略测试闭环自动化方法及系统.docx
@@ -1490,13 +1490,13 @@
       <w:pPr>
         <w:keepNext/>
         <w:keepLines/>
-        <w:spacing w:after="120" w:before="300" w:line="3730" w:lineRule="atLeast"/>
+        <w:spacing w:after="120" w:before="300" w:line="3790" w:lineRule="atLeast"/>
         <w:jc w:val="center"/>
       </w:pPr>
       <w:r>
         <w:drawing>
           <wp:inline distT="0" distB="0" distL="0" distR="0">
-            <wp:extent cx="3810000" cy="2114550"/>
+            <wp:extent cx="3810000" cy="2152650"/>
             <wp:effectExtent t="0" r="0" b="0" l="0"/>
             <wp:docPr id="1" name="loop_fig2_convergence.png" descr="loop_fig2_convergence.png" title="loop_fig2_convergence.png"/>
             <wp:cNvGraphicFramePr>
@@ -1521,7 +1521,7 @@
                   <pic:spPr bwMode="auto">
                     <a:xfrm>
                       <a:off x="0" y="0"/>
-                      <a:ext cx="3810000" cy="2114550"/>
+                      <a:ext cx="3810000" cy="2152650"/>
                     </a:xfrm>
                     <a:prstGeom prst="rect">
                       <a:avLst/>
@@ -1673,13 +1673,13 @@
       <w:pPr>
         <w:keepNext/>
         <w:keepLines/>
-        <w:spacing w:after="120" w:before="300" w:line="3055" w:lineRule="atLeast"/>
+        <w:spacing w:after="120" w:before="300" w:line="3730" w:lineRule="atLeast"/>
         <w:jc w:val="center"/>
       </w:pPr>
       <w:r>
         <w:drawing>
           <wp:inline distT="0" distB="0" distL="0" distR="0">
-            <wp:extent cx="3810000" cy="1685925"/>
+            <wp:extent cx="3810000" cy="2114550"/>
             <wp:effectExtent t="0" r="0" b="0" l="0"/>
             <wp:docPr id="1" name="loop_fig3_feedback_mapping.png" descr="loop_fig3_feedback_mapping.png" title="loop_fig3_feedback_mapping.png"/>
             <wp:cNvGraphicFramePr>
@@ -1704,7 +1704,7 @@
                   <pic:spPr bwMode="auto">
                     <a:xfrm>
                       <a:off x="0" y="0"/>
-                      <a:ext cx="3810000" cy="1685925"/>
+                      <a:ext cx="3810000" cy="2114550"/>
                     </a:xfrm>
                     <a:prstGeom prst="rect">
                       <a:avLst/>

--- a/专利交底书/2026-07-16/专利技术交底书_基于反馈驱动的风控策略测试闭环自动化方法及系统.docx
+++ b/专利交底书/2026-07-16/专利技术交底书_基于反馈驱动的风控策略测试闭环自动化方法及系统.docx
@@ -658,13 +658,13 @@
       <w:pPr>
         <w:keepNext/>
         <w:keepLines/>
-        <w:spacing w:after="120" w:before="300" w:line="4060" w:lineRule="atLeast"/>
+        <w:spacing w:after="120" w:before="300" w:line="4630" w:lineRule="atLeast"/>
         <w:jc w:val="center"/>
       </w:pPr>
       <w:r>
         <w:drawing>
           <wp:inline distT="0" distB="0" distL="0" distR="0">
-            <wp:extent cx="3810000" cy="2324100"/>
+            <wp:extent cx="3810000" cy="2686050"/>
             <wp:effectExtent t="0" r="0" b="0" l="0"/>
             <wp:docPr id="1" name="loop_fig1_closed_loop.png" descr="loop_fig1_closed_loop.png" title="loop_fig1_closed_loop.png"/>
             <wp:cNvGraphicFramePr>
@@ -689,7 +689,7 @@
                   <pic:spPr bwMode="auto">
                     <a:xfrm>
                       <a:off x="0" y="0"/>
-                      <a:ext cx="3810000" cy="2324100"/>
+                      <a:ext cx="3810000" cy="2686050"/>
                     </a:xfrm>
                     <a:prstGeom prst="rect">
                       <a:avLst/>
@@ -1490,13 +1490,13 @@
       <w:pPr>
         <w:keepNext/>
         <w:keepLines/>
-        <w:spacing w:after="120" w:before="300" w:line="3790" w:lineRule="atLeast"/>
+        <w:spacing w:after="120" w:before="300" w:line="4120" w:lineRule="atLeast"/>
         <w:jc w:val="center"/>
       </w:pPr>
       <w:r>
         <w:drawing>
           <wp:inline distT="0" distB="0" distL="0" distR="0">
-            <wp:extent cx="3810000" cy="2152650"/>
+            <wp:extent cx="3810000" cy="2362200"/>
             <wp:effectExtent t="0" r="0" b="0" l="0"/>
             <wp:docPr id="1" name="loop_fig2_convergence.png" descr="loop_fig2_convergence.png" title="loop_fig2_convergence.png"/>
             <wp:cNvGraphicFramePr>
@@ -1521,7 +1521,7 @@
                   <pic:spPr bwMode="auto">
                     <a:xfrm>
                       <a:off x="0" y="0"/>
-                      <a:ext cx="3810000" cy="2152650"/>
+                      <a:ext cx="3810000" cy="2362200"/>
                     </a:xfrm>
                     <a:prstGeom prst="rect">
                       <a:avLst/>
@@ -1673,13 +1673,13 @@
       <w:pPr>
         <w:keepNext/>
         <w:keepLines/>
-        <w:spacing w:after="120" w:before="300" w:line="3730" w:lineRule="atLeast"/>
+        <w:spacing w:after="120" w:before="300" w:line="4900" w:lineRule="atLeast"/>
         <w:jc w:val="center"/>
       </w:pPr>
       <w:r>
         <w:drawing>
           <wp:inline distT="0" distB="0" distL="0" distR="0">
-            <wp:extent cx="3810000" cy="2114550"/>
+            <wp:extent cx="3810000" cy="2857500"/>
             <wp:effectExtent t="0" r="0" b="0" l="0"/>
             <wp:docPr id="1" name="loop_fig3_feedback_mapping.png" descr="loop_fig3_feedback_mapping.png" title="loop_fig3_feedback_mapping.png"/>
             <wp:cNvGraphicFramePr>
@@ -1704,7 +1704,7 @@
                   <pic:spPr bwMode="auto">
                     <a:xfrm>
                       <a:off x="0" y="0"/>
-                      <a:ext cx="3810000" cy="2114550"/>
+                      <a:ext cx="3810000" cy="2857500"/>
                     </a:xfrm>
                     <a:prstGeom prst="rect">
                       <a:avLst/>

--- a/专利交底书/2026-07-16/专利技术交底书_基于反馈驱动的风控策略测试闭环自动化方法及系统.docx
+++ b/专利交底书/2026-07-16/专利技术交底书_基于反馈驱动的风控策略测试闭环自动化方法及系统.docx
@@ -1490,13 +1490,13 @@
       <w:pPr>
         <w:keepNext/>
         <w:keepLines/>
-        <w:spacing w:after="120" w:before="300" w:line="4120" w:lineRule="atLeast"/>
+        <w:spacing w:after="120" w:before="300" w:line="4495" w:lineRule="atLeast"/>
         <w:jc w:val="center"/>
       </w:pPr>
       <w:r>
         <w:drawing>
           <wp:inline distT="0" distB="0" distL="0" distR="0">
-            <wp:extent cx="3810000" cy="2362200"/>
+            <wp:extent cx="3810000" cy="2600325"/>
             <wp:effectExtent t="0" r="0" b="0" l="0"/>
             <wp:docPr id="1" name="loop_fig2_convergence.png" descr="loop_fig2_convergence.png" title="loop_fig2_convergence.png"/>
             <wp:cNvGraphicFramePr>
@@ -1521,7 +1521,7 @@
                   <pic:spPr bwMode="auto">
                     <a:xfrm>
                       <a:off x="0" y="0"/>
-                      <a:ext cx="3810000" cy="2362200"/>
+                      <a:ext cx="3810000" cy="2600325"/>
                     </a:xfrm>
                     <a:prstGeom prst="rect">
                       <a:avLst/>

--- a/专利交底书/2026-07-16/专利技术交底书_基于反馈驱动的风控策略测试闭环自动化方法及系统.docx
+++ b/专利交底书/2026-07-16/专利技术交底书_基于反馈驱动的风控策略测试闭环自动化方法及系统.docx
@@ -183,63 +183,77 @@
           <w:sz w:val="21"/>
           <w:szCs w:val="21"/>
         </w:rPr>
-        <w:t xml:space="preserve">策略：决策引擎中的顶层决策单元，通常由一个或多个子策略组成，每个策略对应特定的业务场景（如保后检查、贷前审批等）。</w:t>
-      </w:r>
-    </w:p>
-    <w:p>
-      <w:pPr>
-        <w:spacing w:after="100" w:line="360" w:lineRule="auto"/>
-        <w:ind w:firstLine="480"/>
-      </w:pPr>
-      <w:r>
-        <w:rPr>
-          <w:rFonts w:ascii="Arial" w:cs="Arial" w:eastAsia="SimSun" w:hAnsi="Arial"/>
-          <w:sz w:val="21"/>
-          <w:szCs w:val="21"/>
-        </w:rPr>
-        <w:t xml:space="preserve">测试用例：一组包含输入参数和预期结果的测试数据，用于验证决策引擎中特定规则的行为是否符合设计预期。</w:t>
-      </w:r>
-    </w:p>
-    <w:p>
-      <w:pPr>
-        <w:spacing w:after="100" w:line="360" w:lineRule="auto"/>
-        <w:ind w:firstLine="480"/>
-      </w:pPr>
-      <w:r>
-        <w:rPr>
-          <w:rFonts w:ascii="Arial" w:cs="Arial" w:eastAsia="SimSun" w:hAnsi="Arial"/>
-          <w:sz w:val="21"/>
-          <w:szCs w:val="21"/>
-        </w:rPr>
-        <w:t xml:space="preserve">闭环自动化：将测试用例生成、执行、校验、优化四个阶段串联为自动循环的完整流程，每轮迭代的输出反馈到下一轮的输入，逐步收敛到稳定的测试结果。</w:t>
-      </w:r>
-    </w:p>
-    <w:p>
-      <w:pPr>
-        <w:spacing w:after="100" w:line="360" w:lineRule="auto"/>
-        <w:ind w:firstLine="480"/>
-      </w:pPr>
-      <w:r>
-        <w:rPr>
-          <w:rFonts w:ascii="Arial" w:cs="Arial" w:eastAsia="SimSun" w:hAnsi="Arial"/>
-          <w:sz w:val="21"/>
-          <w:szCs w:val="21"/>
-        </w:rPr>
-        <w:t xml:space="preserve">收敛：测试质量问题数量在连续迭代中变化幅度低于预设阈值，表明测试结果已趋于稳定，可以终止迭代。</w:t>
-      </w:r>
-    </w:p>
-    <w:p>
-      <w:pPr>
-        <w:spacing w:after="100" w:line="360" w:lineRule="auto"/>
-        <w:ind w:firstLine="480"/>
-      </w:pPr>
-      <w:r>
-        <w:rPr>
-          <w:rFonts w:ascii="Arial" w:cs="Arial" w:eastAsia="SimSun" w:hAnsi="Arial"/>
-          <w:sz w:val="21"/>
-          <w:szCs w:val="21"/>
-        </w:rPr>
-        <w:t xml:space="preserve">反馈驱动：将上一轮测试中发现的问题自动分类，并映射为具体的修复动作，注入到下一轮的测试用例生成过程中。</w:t>
+        <w:t xml:space="preserve">分层执行证据：决策引擎在执行每条测试用例时产生的多层级执行数据，包括策略层决策结果、子策略层路由信息、规则集层命中详情、函数层输出值与评分、以及全组件执行日志，构成从宏观到微观的完整证据链。</w:t>
+      </w:r>
+    </w:p>
+    <w:p>
+      <w:pPr>
+        <w:spacing w:after="100" w:line="360" w:lineRule="auto"/>
+        <w:ind w:firstLine="480"/>
+      </w:pPr>
+      <w:r>
+        <w:rPr>
+          <w:rFonts w:ascii="Arial" w:cs="Arial" w:eastAsia="SimSun" w:hAnsi="Arial"/>
+          <w:sz w:val="21"/>
+          <w:szCs w:val="21"/>
+        </w:rPr>
+        <w:t xml:space="preserve">测试预期：由版本锁定的策略配置文档独立生成的预期结果，包括每条规则应命中或未命中、函数输出的预期值范围、以及决策流的路由目标。测试预期在修复过程中不可被直接修改。</w:t>
+      </w:r>
+    </w:p>
+    <w:p>
+      <w:pPr>
+        <w:spacing w:after="100" w:line="360" w:lineRule="auto"/>
+        <w:ind w:firstLine="480"/>
+      </w:pPr>
+      <w:r>
+        <w:rPr>
+          <w:rFonts w:ascii="Arial" w:cs="Arial" w:eastAsia="SimSun" w:hAnsi="Arial"/>
+          <w:sz w:val="21"/>
+          <w:szCs w:val="21"/>
+        </w:rPr>
+        <w:t xml:space="preserve">修复补丁：针对测试失败用例生成的结构化修正方案，包含修复类型（参数修正/Mock调整/边界补充）、修改字段、旧值、新值和根因说明。修复补丁须经隔离环境验证后方可应用。</w:t>
+      </w:r>
+    </w:p>
+    <w:p>
+      <w:pPr>
+        <w:spacing w:after="100" w:line="360" w:lineRule="auto"/>
+        <w:ind w:firstLine="480"/>
+      </w:pPr>
+      <w:r>
+        <w:rPr>
+          <w:rFonts w:ascii="Arial" w:cs="Arial" w:eastAsia="SimSun" w:hAnsi="Arial"/>
+          <w:sz w:val="21"/>
+          <w:szCs w:val="21"/>
+        </w:rPr>
+        <w:t xml:space="preserve">闭环自动化：将执行证据接收、质量校验、根因分析、受控修复验证四个阶段组织为自动循环的流程，每轮迭代以证据驱动修复、以验证约束修复，逐步收敛到全部用例通过的状态。</w:t>
+      </w:r>
+    </w:p>
+    <w:p>
+      <w:pPr>
+        <w:spacing w:after="100" w:line="360" w:lineRule="auto"/>
+        <w:ind w:firstLine="480"/>
+      </w:pPr>
+      <w:r>
+        <w:rPr>
+          <w:rFonts w:ascii="Arial" w:cs="Arial" w:eastAsia="SimSun" w:hAnsi="Arial"/>
+          <w:sz w:val="21"/>
+          <w:szCs w:val="21"/>
+        </w:rPr>
+        <w:t xml:space="preserve">收敛：测试质量问题数量在连续迭代中变化幅度低于预设阈值，表明修复过程已趋于稳定，可以终止迭代。</w:t>
+      </w:r>
+    </w:p>
+    <w:p>
+      <w:pPr>
+        <w:spacing w:after="100" w:line="360" w:lineRule="auto"/>
+        <w:ind w:firstLine="480"/>
+      </w:pPr>
+      <w:r>
+        <w:rPr>
+          <w:rFonts w:ascii="Arial" w:cs="Arial" w:eastAsia="SimSun" w:hAnsi="Arial"/>
+          <w:sz w:val="21"/>
+          <w:szCs w:val="21"/>
+        </w:rPr>
+        <w:t xml:space="preserve">反馈驱动：将上一轮修复验证中发现的残余问题自动分类，并映射为新的修复动作，注入到下一轮的修复补丁生成过程中。</w:t>
       </w:r>
     </w:p>
     <w:p>
@@ -315,7 +329,7 @@
           <w:sz w:val="21"/>
           <w:szCs w:val="21"/>
         </w:rPr>
-        <w:t xml:space="preserve">（2）缺乏反馈到用例的自动修正通道：即使人工识别了问题根因，修正操作（如修改入参值、调整预期结果、补充边界用例等）仍需手工完成，无法将分析结论自动注入到下一轮测试用例中。</w:t>
+        <w:t xml:space="preserve">（2）缺乏反馈到修复的自动通道：即使人工识别了问题根因，修正操作（如修改入参值、调整预期结果、补充边界用例等）仍需手工完成，无法将分析结论自动转化为受控的修复补丁。</w:t>
       </w:r>
     </w:p>
     <w:p>
@@ -343,7 +357,7 @@
           <w:sz w:val="21"/>
           <w:szCs w:val="21"/>
         </w:rPr>
-        <w:t xml:space="preserve">（4）人工介入量不随迭代递减：即使经过多轮修正，每轮仍需投入相同的人工精力进行全量检查，缺乏"逐步自动化"的递减介入机制。</w:t>
+        <w:t xml:space="preserve">（4）修复过程缺乏安全约束：现有方法在修复测试失败时缺乏对修复范围的明确约束，可能出现修改预期结果以掩盖真实缺陷、删除持续失败用例以回避问题、或直接修改检测策略等不安全操作。</w:t>
       </w:r>
     </w:p>
     <w:p>
@@ -362,35 +376,35 @@
           <w:sz w:val="21"/>
           <w:szCs w:val="21"/>
         </w:rPr>
-        <w:t xml:space="preserve">本发明提出一种基于反馈驱动的风控策略测试闭环自动化方法，将策略测试过程组织为四轮迭代闭环：触发检测→用例生成与执行→质量校验→反馈优化，自动循环直到收敛。</w:t>
-      </w:r>
-    </w:p>
-    <w:p>
-      <w:pPr>
-        <w:spacing w:after="100" w:line="360" w:lineRule="auto"/>
-        <w:ind w:firstLine="480"/>
-      </w:pPr>
-      <w:r>
-        <w:rPr>
-          <w:rFonts w:ascii="Arial" w:cs="Arial" w:eastAsia="SimSun" w:hAnsi="Arial"/>
-          <w:sz w:val="21"/>
-          <w:szCs w:val="21"/>
-        </w:rPr>
-        <w:t xml:space="preserve">核心原理是"问题即反馈"：每轮测试产生的质量问题不是一次性的诊断结论，而是下一轮测试用例生成的输入参数。系统对质量问题进行自动分类（7种问题模式），每种模式映射到特定的修复动作（6种自动修复策略），修复动作以结构化格式注入到下一轮的用例生成器中，从而实现测试质量的逐轮提升和人工介入的逐步递减。</w:t>
-      </w:r>
-    </w:p>
-    <w:p>
-      <w:pPr>
-        <w:spacing w:after="100" w:line="360" w:lineRule="auto"/>
-        <w:ind w:firstLine="480"/>
-      </w:pPr>
-      <w:r>
-        <w:rPr>
-          <w:rFonts w:ascii="Arial" w:cs="Arial" w:eastAsia="SimSun" w:hAnsi="Arial"/>
-          <w:sz w:val="21"/>
-          <w:szCs w:val="21"/>
-        </w:rPr>
-        <w:t xml:space="preserve">收敛判定采用三级机制：轻微问题自动继续优化、连续两轮问题数变化低于阈值判定收敛、严重问题暂停等待人工介入。配合人工介入量从高到低的递减模型，使测试过程在前2-3轮快速收敛到几乎全自动的状态。</w:t>
+        <w:t xml:space="preserve">本发明提出一种基于反馈驱动的风控策略测试闭环自动化方法。本方法接收由策略自动化测试系统（参见本发明人的另一件专利申请"面向风控决策引擎的策略自动化测试方法及系统"）输出的分层执行证据和结构化测试报告作为输入，通过证据驱动的质量校验、根因分析、受控修复验证和收敛控制，输出经过验证的修复补丁。</w:t>
+      </w:r>
+    </w:p>
+    <w:p>
+      <w:pPr>
+        <w:spacing w:after="100" w:line="360" w:lineRule="auto"/>
+        <w:ind w:firstLine="480"/>
+      </w:pPr>
+      <w:r>
+        <w:rPr>
+          <w:rFonts w:ascii="Arial" w:cs="Arial" w:eastAsia="SimSun" w:hAnsi="Arial"/>
+          <w:sz w:val="21"/>
+          <w:szCs w:val="21"/>
+        </w:rPr>
+        <w:t xml:space="preserve">核心原理是"证据驱动修复、验证约束修复"：每轮迭代接收执行证据后，首先对测试报告执行多维度质量校验，将问题自动分类（7种问题模式），每种模式映射到特定的修复动作（6种自动修复策略）；修复动作在"测试预期不可修改"的约束下生成修复补丁，补丁须在隔离环境中通过目标通过、无回归、覆盖不下降三重验证；修复结果反馈到下一轮，实现修复质量的逐轮提升和人工介入的逐步递减。</w:t>
+      </w:r>
+    </w:p>
+    <w:p>
+      <w:pPr>
+        <w:spacing w:after="100" w:line="360" w:lineRule="auto"/>
+        <w:ind w:firstLine="480"/>
+      </w:pPr>
+      <w:r>
+        <w:rPr>
+          <w:rFonts w:ascii="Arial" w:cs="Arial" w:eastAsia="SimSun" w:hAnsi="Arial"/>
+          <w:sz w:val="21"/>
+          <w:szCs w:val="21"/>
+        </w:rPr>
+        <w:t xml:space="preserve">收敛判定采用三级机制：轻微问题自动继续修复、连续两轮问题数变化低于阈值判定收敛、严重问题暂停等待人工介入。配合人工介入量从高到低的递减模型，使修复过程在前2-3轮快速收敛到几乎全自动的状态。</w:t>
       </w:r>
     </w:p>
     <w:p>
@@ -499,21 +513,21 @@
           <w:sz w:val="21"/>
           <w:szCs w:val="21"/>
         </w:rPr>
-        <w:t xml:space="preserve">现有技术的缺点在于：（1）测试执行与问题修复是割裂的两个过程，缺乏自动化的反馈通道；（2）质量问题的归因完全依赖人工经验，缺乏系统化的分类和映射机制；（3）迭代何时终止缺乏客观判定标准；（4）人工介入量不随迭代递减。</w:t>
-      </w:r>
-    </w:p>
-    <w:p>
-      <w:pPr>
-        <w:spacing w:after="100" w:line="360" w:lineRule="auto"/>
-        <w:ind w:firstLine="480"/>
-      </w:pPr>
-      <w:r>
-        <w:rPr>
-          <w:rFonts w:ascii="Arial" w:cs="Arial" w:eastAsia="SimSun" w:hAnsi="Arial"/>
-          <w:sz w:val="21"/>
-          <w:szCs w:val="21"/>
-        </w:rPr>
-        <w:t xml:space="preserve">本发明的目的是提供一种面向风控决策引擎的测试闭环自动化方法，通过四轮迭代闭环（触发→生成执行→校验→优化）和反馈驱动的修复映射机制，实现测试质量的自动收敛和人工介入的逐步递减，从首轮的高介入状态在2-3轮内收敛到基本全自动。</w:t>
+        <w:t xml:space="preserve">现有技术的缺点在于：（1）测试执行与问题修复是割裂的两个过程，缺乏自动化的反馈通道；（2）质量问题的归因完全依赖人工经验，缺乏基于执行证据的系统化分类和映射机制；（3）迭代何时终止缺乏客观判定标准；（4）修复过程缺乏安全约束，可能掩盖真实缺陷。</w:t>
+      </w:r>
+    </w:p>
+    <w:p>
+      <w:pPr>
+        <w:spacing w:after="100" w:line="360" w:lineRule="auto"/>
+        <w:ind w:firstLine="480"/>
+      </w:pPr>
+      <w:r>
+        <w:rPr>
+          <w:rFonts w:ascii="Arial" w:cs="Arial" w:eastAsia="SimSun" w:hAnsi="Arial"/>
+          <w:sz w:val="21"/>
+          <w:szCs w:val="21"/>
+        </w:rPr>
+        <w:t xml:space="preserve">本发明的目的是提供一种面向风控决策引擎的测试闭环修复方法，接收由策略自动化测试系统输出的分层执行证据和测试报告，通过证据驱动的质量校验、根因分析、受控修复验证和收敛控制的多轮迭代，输出经过验证的修复补丁，实现测试修复的自动收敛和人工介入的逐步递减。</w:t>
       </w:r>
     </w:p>
     <w:p>
@@ -576,63 +590,63 @@
           <w:sz w:val="21"/>
           <w:szCs w:val="21"/>
         </w:rPr>
-        <w:t xml:space="preserve">a. 触发检测模块：负责检测是否需要启动新一轮测试，支持策略版本变更自动检测（对比当前版本号与历史执行记录）和手动触发两种方式。</w:t>
-      </w:r>
-    </w:p>
-    <w:p>
-      <w:pPr>
-        <w:spacing w:after="100" w:line="360" w:lineRule="auto"/>
-        <w:ind w:firstLine="480"/>
-      </w:pPr>
-      <w:r>
-        <w:rPr>
-          <w:rFonts w:ascii="Arial" w:cs="Arial" w:eastAsia="SimSun" w:hAnsi="Arial"/>
-          <w:sz w:val="21"/>
-          <w:szCs w:val="21"/>
-        </w:rPr>
-        <w:t xml:space="preserve">b. 用例生成模块：负责解析策略部署配置文档，生成结构化测试用例；支持接收上一轮的反馈配置，根据反馈中的修复动作（fixParams、adjustExpected等）修正用例参数和预期结果。</w:t>
-      </w:r>
-    </w:p>
-    <w:p>
-      <w:pPr>
-        <w:spacing w:after="100" w:line="360" w:lineRule="auto"/>
-        <w:ind w:firstLine="480"/>
-      </w:pPr>
-      <w:r>
-        <w:rPr>
-          <w:rFonts w:ascii="Arial" w:cs="Arial" w:eastAsia="SimSun" w:hAnsi="Arial"/>
-          <w:sz w:val="21"/>
-          <w:szCs w:val="21"/>
-        </w:rPr>
-        <w:t xml:space="preserve">c. 批量执行模块：负责将测试用例通过API批量提交到决策引擎，执行多层验证（6级验证），采集每条用例的执行结果并写入测试报告。</w:t>
-      </w:r>
-    </w:p>
-    <w:p>
-      <w:pPr>
-        <w:spacing w:after="100" w:line="360" w:lineRule="auto"/>
-        <w:ind w:firstLine="480"/>
-      </w:pPr>
-      <w:r>
-        <w:rPr>
-          <w:rFonts w:ascii="Arial" w:cs="Arial" w:eastAsia="SimSun" w:hAnsi="Arial"/>
-          <w:sz w:val="21"/>
-          <w:szCs w:val="21"/>
-        </w:rPr>
-        <w:t xml:space="preserve">d. 质量校验模块：负责对测试报告执行4维度质量检查（判定一致性、数据完整性、语义重复检测、实际结果质量），输出带标注的检查报告和结构化JSON摘要。</w:t>
-      </w:r>
-    </w:p>
-    <w:p>
-      <w:pPr>
-        <w:spacing w:after="100" w:line="360" w:lineRule="auto"/>
-        <w:ind w:firstLine="480"/>
-      </w:pPr>
-      <w:r>
-        <w:rPr>
-          <w:rFonts w:ascii="Arial" w:cs="Arial" w:eastAsia="SimSun" w:hAnsi="Arial"/>
-          <w:sz w:val="21"/>
-          <w:szCs w:val="21"/>
-        </w:rPr>
-        <w:t xml:space="preserve">e. 反馈优化模块：负责分析质量检查结果，将问题自动分类为7种模式，映射到6种修复动作，生成结构化反馈文件传递给下一轮用例生成。</w:t>
+        <w:t xml:space="preserve">a. 触发检测模块：负责检测是否有新的执行证据可供分析，支持策略版本变更自动检测（对比当前版本号与历史执行记录）和手动触发两种方式。</w:t>
+      </w:r>
+    </w:p>
+    <w:p>
+      <w:pPr>
+        <w:spacing w:after="100" w:line="360" w:lineRule="auto"/>
+        <w:ind w:firstLine="480"/>
+      </w:pPr>
+      <w:r>
+        <w:rPr>
+          <w:rFonts w:ascii="Arial" w:cs="Arial" w:eastAsia="SimSun" w:hAnsi="Arial"/>
+          <w:sz w:val="21"/>
+          <w:szCs w:val="21"/>
+        </w:rPr>
+        <w:t xml:space="preserve">b. 证据接收与结构化模块：负责接收策略自动化测试系统输出的分层执行证据（五层验证数据）和结构化测试报告，对证据进行结构化组织和预处理，为后续质量校验和根因分析提供标准化的输入格式。</w:t>
+      </w:r>
+    </w:p>
+    <w:p>
+      <w:pPr>
+        <w:spacing w:after="100" w:line="360" w:lineRule="auto"/>
+        <w:ind w:firstLine="480"/>
+      </w:pPr>
+      <w:r>
+        <w:rPr>
+          <w:rFonts w:ascii="Arial" w:cs="Arial" w:eastAsia="SimSun" w:hAnsi="Arial"/>
+          <w:sz w:val="21"/>
+          <w:szCs w:val="21"/>
+        </w:rPr>
+        <w:t xml:space="preserve">c. 质量校验模块：负责对测试报告执行4维度质量检查（判定一致性、数据完整性、语义重复检测、实际结果质量），输出带标注的检查报告和结构化JSON摘要。</w:t>
+      </w:r>
+    </w:p>
+    <w:p>
+      <w:pPr>
+        <w:spacing w:after="100" w:line="360" w:lineRule="auto"/>
+        <w:ind w:firstLine="480"/>
+      </w:pPr>
+      <w:r>
+        <w:rPr>
+          <w:rFonts w:ascii="Arial" w:cs="Arial" w:eastAsia="SimSun" w:hAnsi="Arial"/>
+          <w:sz w:val="21"/>
+          <w:szCs w:val="21"/>
+        </w:rPr>
+        <w:t xml:space="preserve">d. 受控修复验证模块：负责基于分层执行证据进行根因分析，在"测试预期不可修改"的约束下生成修复补丁，通过隔离环境重执行验证补丁有效性，对涉及预期结果修改、用例删除或检测策略变更的操作强制人工审核门禁。</w:t>
+      </w:r>
+    </w:p>
+    <w:p>
+      <w:pPr>
+        <w:spacing w:after="100" w:line="360" w:lineRule="auto"/>
+        <w:ind w:firstLine="480"/>
+      </w:pPr>
+      <w:r>
+        <w:rPr>
+          <w:rFonts w:ascii="Arial" w:cs="Arial" w:eastAsia="SimSun" w:hAnsi="Arial"/>
+          <w:sz w:val="21"/>
+          <w:szCs w:val="21"/>
+        </w:rPr>
+        <w:t xml:space="preserve">e. 反馈优化模块：负责分析质量校验和修复验证的结果，将残余问题自动分类为7种模式，映射到6种修复动作，生成结构化反馈文件传递给下一轮的修复补丁生成。</w:t>
       </w:r>
     </w:p>
     <w:p>
@@ -901,7 +915,7 @@
                 <w:sz w:val="18"/>
                 <w:szCs w:val="18"/>
               </w:rPr>
-              <w:t xml:space="preserve">版本变更检测或手动触发，决定是否启动新一轮测试</w:t>
+              <w:t xml:space="preserve">版本变更检测或手动触发，检测是否有新的执行证据可供分析</w:t>
             </w:r>
           </w:p>
         </w:tc>
@@ -955,7 +969,7 @@
                 <w:sz w:val="18"/>
                 <w:szCs w:val="18"/>
               </w:rPr>
-              <w:t xml:space="preserve">用例生成 + 执行</w:t>
+              <w:t xml:space="preserve">证据接收与结构化</w:t>
             </w:r>
           </w:p>
         </w:tc>
@@ -981,7 +995,7 @@
                 <w:sz w:val="18"/>
                 <w:szCs w:val="18"/>
               </w:rPr>
-              <w:t xml:space="preserve">解析配置文档→生成用例（含反馈注入）→批量提交执行</w:t>
+              <w:t xml:space="preserve">接收策略自动化测试系统输出的分层执行证据和测试报告，进行结构化预处理</w:t>
             </w:r>
           </w:p>
         </w:tc>
@@ -1035,7 +1049,7 @@
                 <w:sz w:val="18"/>
                 <w:szCs w:val="18"/>
               </w:rPr>
-              <w:t xml:space="preserve">质量校验</w:t>
+              <w:t xml:space="preserve">质量校验与收敛判定</w:t>
             </w:r>
           </w:p>
         </w:tc>
@@ -1115,7 +1129,7 @@
                 <w:sz w:val="18"/>
                 <w:szCs w:val="18"/>
               </w:rPr>
-              <w:t xml:space="preserve">反馈优化</w:t>
+              <w:t xml:space="preserve">受控修复与反馈优化</w:t>
             </w:r>
           </w:p>
         </w:tc>
@@ -1141,7 +1155,7 @@
                 <w:sz w:val="18"/>
                 <w:szCs w:val="18"/>
               </w:rPr>
-              <w:t xml:space="preserve">问题分类→自动修复映射→生成feedback.json传递到下一轮</w:t>
+              <w:t xml:space="preserve">证据驱动根因分析→受控修复验证→问题分类→反馈传递到下一轮</w:t>
             </w:r>
           </w:p>
         </w:tc>
@@ -1235,151 +1249,77 @@
           <w:sz w:val="21"/>
           <w:szCs w:val="21"/>
         </w:rPr>
-        <w:t xml:space="preserve">（3）步骤R2：用例生成与执行</w:t>
-      </w:r>
-    </w:p>
-    <w:p>
-      <w:pPr>
-        <w:spacing w:after="100" w:line="360" w:lineRule="auto"/>
-        <w:ind w:firstLine="480"/>
-      </w:pPr>
-      <w:r>
-        <w:rPr>
-          <w:rFonts w:ascii="Arial" w:cs="Arial" w:eastAsia="SimSun" w:hAnsi="Arial"/>
-          <w:sz w:val="21"/>
-          <w:szCs w:val="21"/>
-        </w:rPr>
-        <w:t xml:space="preserve">本步骤分为两个子阶段：</w:t>
-      </w:r>
-    </w:p>
-    <w:p>
-      <w:pPr>
-        <w:spacing w:after="100" w:line="360" w:lineRule="auto"/>
-        <w:ind w:firstLine="480"/>
-      </w:pPr>
-      <w:r>
-        <w:rPr>
-          <w:rFonts w:ascii="Arial" w:cs="Arial" w:eastAsia="Microsoft YaHei" w:hAnsi="Arial"/>
-          <w:b/>
-          <w:bCs/>
-          <w:sz w:val="21"/>
-          <w:szCs w:val="21"/>
-        </w:rPr>
-        <w:t xml:space="preserve">R2a：用例生成</w:t>
-      </w:r>
-    </w:p>
-    <w:p>
-      <w:pPr>
-        <w:spacing w:after="100" w:line="360" w:lineRule="auto"/>
-        <w:ind w:firstLine="480"/>
-      </w:pPr>
-      <w:r>
-        <w:rPr>
-          <w:rFonts w:ascii="Arial" w:cs="Arial" w:eastAsia="SimSun" w:hAnsi="Arial"/>
-          <w:sz w:val="21"/>
-          <w:szCs w:val="21"/>
-        </w:rPr>
-        <w:t xml:space="preserve">调用用例生成模块，从策略部署配置文档（Excel格式）中解析结构化策略模型，生成测试用例集。与单次测试不同，本步骤支持反馈注入机制：接收上一轮反馈优化模块输出的反馈文件（feedback.json），根据其中的修复动作对用例进行针对性修正。</w:t>
-      </w:r>
-    </w:p>
-    <w:p>
-      <w:pPr>
-        <w:spacing w:after="100" w:line="360" w:lineRule="auto"/>
-        <w:ind w:firstLine="480"/>
-      </w:pPr>
-      <w:r>
-        <w:rPr>
-          <w:rFonts w:ascii="Arial" w:cs="Arial" w:eastAsia="SimSun" w:hAnsi="Arial"/>
-          <w:sz w:val="21"/>
-          <w:szCs w:val="21"/>
-        </w:rPr>
-        <w:t xml:space="preserve">反馈注入支持以下四种修正类型：</w:t>
-      </w:r>
-    </w:p>
-    <w:p>
-      <w:pPr>
-        <w:spacing w:after="100" w:line="360" w:lineRule="auto"/>
-        <w:ind w:firstLine="480"/>
-      </w:pPr>
-      <w:r>
-        <w:rPr>
-          <w:rFonts w:ascii="Arial" w:cs="Arial" w:eastAsia="SimSun" w:hAnsi="Arial"/>
-          <w:sz w:val="21"/>
-          <w:szCs w:val="21"/>
-        </w:rPr>
-        <w:t xml:space="preserve">（a）参数修正（fixParams）：针对特定用例修正输入参数值。例如上一轮发现某条规则未命中是因为注册资本字段单位错误（万元而非元），本轮自动将参数值修正为正确数量级。</w:t>
-      </w:r>
-    </w:p>
-    <w:p>
-      <w:pPr>
-        <w:spacing w:after="100" w:line="360" w:lineRule="auto"/>
-        <w:ind w:firstLine="480"/>
-      </w:pPr>
-      <w:r>
-        <w:rPr>
-          <w:rFonts w:ascii="Arial" w:cs="Arial" w:eastAsia="SimSun" w:hAnsi="Arial"/>
-          <w:sz w:val="21"/>
-          <w:szCs w:val="21"/>
-        </w:rPr>
-        <w:t xml:space="preserve">（b）边界补充（addBoundary）：为指定规则增加边界值用例，补充上一轮遗漏的临界场景。</w:t>
-      </w:r>
-    </w:p>
-    <w:p>
-      <w:pPr>
-        <w:spacing w:after="100" w:line="360" w:lineRule="auto"/>
-        <w:ind w:firstLine="480"/>
-      </w:pPr>
-      <w:r>
-        <w:rPr>
-          <w:rFonts w:ascii="Arial" w:cs="Arial" w:eastAsia="SimSun" w:hAnsi="Arial"/>
-          <w:sz w:val="21"/>
-          <w:szCs w:val="21"/>
-        </w:rPr>
-        <w:t xml:space="preserve">（c）用例移除（removeCases）：移除在上一轮中持续失败且被标记为无效的测试用例，避免重复提交。</w:t>
-      </w:r>
-    </w:p>
-    <w:p>
-      <w:pPr>
-        <w:spacing w:after="100" w:line="360" w:lineRule="auto"/>
-        <w:ind w:firstLine="480"/>
-      </w:pPr>
-      <w:r>
-        <w:rPr>
-          <w:rFonts w:ascii="Arial" w:cs="Arial" w:eastAsia="SimSun" w:hAnsi="Arial"/>
-          <w:sz w:val="21"/>
-          <w:szCs w:val="21"/>
-        </w:rPr>
-        <w:t xml:space="preserve">（d）预期调整（adjustExpected）：调整特定用例的预期结果模板，例如修正函数输出计数的预期值。</w:t>
-      </w:r>
-    </w:p>
-    <w:p>
-      <w:pPr>
-        <w:spacing w:after="100" w:line="360" w:lineRule="auto"/>
-        <w:ind w:firstLine="480"/>
-      </w:pPr>
-      <w:r>
-        <w:rPr>
-          <w:rFonts w:ascii="Arial" w:cs="Arial" w:eastAsia="Microsoft YaHei" w:hAnsi="Arial"/>
-          <w:b/>
-          <w:bCs/>
-          <w:sz w:val="21"/>
-          <w:szCs w:val="21"/>
-        </w:rPr>
-        <w:t xml:space="preserve">R2b：测试执行</w:t>
-      </w:r>
-    </w:p>
-    <w:p>
-      <w:pPr>
-        <w:spacing w:after="100" w:line="360" w:lineRule="auto"/>
-        <w:ind w:firstLine="480"/>
-      </w:pPr>
-      <w:r>
-        <w:rPr>
-          <w:rFonts w:ascii="Arial" w:cs="Arial" w:eastAsia="SimSun" w:hAnsi="Arial"/>
-          <w:sz w:val="21"/>
-          <w:szCs w:val="21"/>
-        </w:rPr>
-        <w:t xml:space="preserve">将生成的测试用例通过决策引擎API进行批量提交。执行过程包括会话认证管理、分批提交（每批10-11条）、多层验证（6级）和增量报告写入。若本轮非首轮，自动复用上一轮的第三方数据模拟配置，仅在反馈明确要求修改时才更新。</w:t>
+        <w:t xml:space="preserve">（3）步骤R2：证据接收与结构化</w:t>
+      </w:r>
+    </w:p>
+    <w:p>
+      <w:pPr>
+        <w:spacing w:after="100" w:line="360" w:lineRule="auto"/>
+        <w:ind w:firstLine="480"/>
+      </w:pPr>
+      <w:r>
+        <w:rPr>
+          <w:rFonts w:ascii="Arial" w:cs="Arial" w:eastAsia="SimSun" w:hAnsi="Arial"/>
+          <w:sz w:val="21"/>
+          <w:szCs w:val="21"/>
+        </w:rPr>
+        <w:t xml:space="preserve">本步骤接收由策略自动化测试系统（参见本发明人的另一件专利申请）输出的分层执行证据和结构化测试报告。策略自动化测试系统负责完成策略配置文档解析、测试用例生成、批量提交执行、多层验证和语义比对的全流程，输出以下两类数据：</w:t>
+      </w:r>
+    </w:p>
+    <w:p>
+      <w:pPr>
+        <w:spacing w:after="100" w:line="360" w:lineRule="auto"/>
+        <w:ind w:firstLine="480"/>
+      </w:pPr>
+      <w:r>
+        <w:rPr>
+          <w:rFonts w:ascii="Arial" w:cs="Arial" w:eastAsia="SimSun" w:hAnsi="Arial"/>
+          <w:sz w:val="21"/>
+          <w:szCs w:val="21"/>
+        </w:rPr>
+        <w:t xml:space="preserve">（a）分层执行证据：包含每条测试用例在决策引擎中的五层执行数据——策略层决策结果（policyDealTypeName）、子策略层路由信息（nodeType=8的finalDecision）、规则集层命中详情（nodeType=1的hitRuleList）、函数层输出值与评分（nodeType=5的函数输出）、以及全组件执行日志（三方数据调用结果、ETL转换后的字段值、分支走向）。</w:t>
+      </w:r>
+    </w:p>
+    <w:p>
+      <w:pPr>
+        <w:spacing w:after="100" w:line="360" w:lineRule="auto"/>
+        <w:ind w:firstLine="480"/>
+      </w:pPr>
+      <w:r>
+        <w:rPr>
+          <w:rFonts w:ascii="Arial" w:cs="Arial" w:eastAsia="SimSun" w:hAnsi="Arial"/>
+          <w:sz w:val="21"/>
+          <w:szCs w:val="21"/>
+        </w:rPr>
+        <w:t xml:space="preserve">（b）结构化测试报告：包含每条用例的15列标准化结果——用例编号、模块分类、用例名称、业务描述、测试场景、用例类型、前置条件、测试步骤、预期结果、实际结果、测试状态、测试时间、执行记录UUID、测试数据、三方数据。</w:t>
+      </w:r>
+    </w:p>
+    <w:p>
+      <w:pPr>
+        <w:spacing w:after="100" w:line="360" w:lineRule="auto"/>
+        <w:ind w:firstLine="480"/>
+      </w:pPr>
+      <w:r>
+        <w:rPr>
+          <w:rFonts w:ascii="Arial" w:cs="Arial" w:eastAsia="SimSun" w:hAnsi="Arial"/>
+          <w:sz w:val="21"/>
+          <w:szCs w:val="21"/>
+        </w:rPr>
+        <w:t xml:space="preserve">证据接收模块对上述数据进行结构化预处理：统一字段命名规范、校验数据完整性（检查关键列非空、编号连续）、关联执行证据与测试报告的对应关系（通过用例编号和UUID建立映射），最终输出标准化的证据包（evidence_package），供后续质量校验和根因分析使用。</w:t>
+      </w:r>
+    </w:p>
+    <w:p>
+      <w:pPr>
+        <w:spacing w:after="100" w:line="360" w:lineRule="auto"/>
+        <w:ind w:firstLine="480"/>
+      </w:pPr>
+      <w:r>
+        <w:rPr>
+          <w:rFonts w:ascii="Arial" w:cs="Arial" w:eastAsia="SimSun" w:hAnsi="Arial"/>
+          <w:sz w:val="21"/>
+          <w:szCs w:val="21"/>
+        </w:rPr>
+        <w:t xml:space="preserve">若本轮非首轮迭代，证据接收模块同时加载上一轮反馈文件（feedback.json），将反馈中的修复记录与本轮证据进行关联，标记哪些用例是本轮新提交验证的修复补丁、哪些是历史已通过用例的回归验证结果。</w:t>
       </w:r>
     </w:p>
     <w:p>
@@ -1647,21 +1587,161 @@
           <w:sz w:val="21"/>
           <w:szCs w:val="21"/>
         </w:rPr>
-        <w:t xml:space="preserve">（5）步骤R4：反馈优化</w:t>
-      </w:r>
-    </w:p>
-    <w:p>
-      <w:pPr>
-        <w:spacing w:after="100" w:line="360" w:lineRule="auto"/>
-        <w:ind w:firstLine="480"/>
-      </w:pPr>
-      <w:r>
-        <w:rPr>
-          <w:rFonts w:ascii="Arial" w:cs="Arial" w:eastAsia="SimSun" w:hAnsi="Arial"/>
-          <w:sz w:val="21"/>
-          <w:szCs w:val="21"/>
-        </w:rPr>
-        <w:t xml:space="preserve">反馈优化模块是闭环迭代的核心创新环节。该模块分析质量校验步骤输出的检查结果，将问题自动分类为7种问题模式，每种模式映射到特定的修复动作，生成结构化反馈文件（feedback.json）传递给下一轮的用例生成模块。</w:t>
+        <w:t xml:space="preserve">（5）步骤R4：受控修复与反馈优化</w:t>
+      </w:r>
+    </w:p>
+    <w:p>
+      <w:pPr>
+        <w:spacing w:after="100" w:line="360" w:lineRule="auto"/>
+        <w:ind w:firstLine="480"/>
+      </w:pPr>
+      <w:r>
+        <w:rPr>
+          <w:rFonts w:ascii="Arial" w:cs="Arial" w:eastAsia="SimSun" w:hAnsi="Arial"/>
+          <w:sz w:val="21"/>
+          <w:szCs w:val="21"/>
+        </w:rPr>
+        <w:t xml:space="preserve">本步骤是闭环迭代的核心环节，包含两个子阶段：首先基于分层执行证据进行受控修复验证，然后将残余问题分类映射为反馈动作传递到下一轮。</w:t>
+      </w:r>
+    </w:p>
+    <w:p>
+      <w:pPr>
+        <w:spacing w:after="60"/>
+      </w:pPr>
+    </w:p>
+    <w:p>
+      <w:pPr>
+        <w:spacing w:after="100" w:line="360" w:lineRule="auto"/>
+        <w:ind w:firstLine="480"/>
+      </w:pPr>
+      <w:r>
+        <w:rPr>
+          <w:rFonts w:ascii="Arial" w:cs="Arial" w:eastAsia="Microsoft YaHei" w:hAnsi="Arial"/>
+          <w:b/>
+          <w:bCs/>
+          <w:sz w:val="21"/>
+          <w:szCs w:val="21"/>
+        </w:rPr>
+        <w:t xml:space="preserve">R4a：受控修复验证</w:t>
+      </w:r>
+    </w:p>
+    <w:p>
+      <w:pPr>
+        <w:spacing w:after="100" w:line="360" w:lineRule="auto"/>
+        <w:ind w:firstLine="480"/>
+      </w:pPr>
+      <w:r>
+        <w:rPr>
+          <w:rFonts w:ascii="Arial" w:cs="Arial" w:eastAsia="SimSun" w:hAnsi="Arial"/>
+          <w:sz w:val="21"/>
+          <w:szCs w:val="21"/>
+        </w:rPr>
+        <w:t xml:space="preserve">对质量校验步骤（R3）识别出的失败用例和异常用例，基于R2接收的分层执行证据进行根因定位和受控修复。本阶段的核心约束是：测试预期结果由版本锁定的策略配置文档独立生成，修复过程不得直接修改预期结果，仅允许在受控范围内调整测试数据和执行参数。</w:t>
+      </w:r>
+    </w:p>
+    <w:p>
+      <w:pPr>
+        <w:spacing w:after="100" w:line="360" w:lineRule="auto"/>
+        <w:ind w:firstLine="480"/>
+      </w:pPr>
+      <w:r>
+        <w:rPr>
+          <w:rFonts w:ascii="Arial" w:cs="Arial" w:eastAsia="SimSun" w:hAnsi="Arial"/>
+          <w:sz w:val="21"/>
+          <w:szCs w:val="21"/>
+        </w:rPr>
+        <w:t xml:space="preserve">（a）分层证据驱动的根因分析：利用五层执行证据对测试失败的用例进行逐层回溯定位。根因定位精确到具体的失败层级——是决策流路由偏差（第二层证据）、规则表达式条件不匹配（第三层证据）、函数计算输入异常（第四层证据）、还是第三方数据ETL转换错误（第五层证据），从而确定修复靶点。</w:t>
+      </w:r>
+    </w:p>
+    <w:p>
+      <w:pPr>
+        <w:spacing w:after="100" w:line="360" w:lineRule="auto"/>
+        <w:ind w:firstLine="480"/>
+      </w:pPr>
+      <w:r>
+        <w:rPr>
+          <w:rFonts w:ascii="Arial" w:cs="Arial" w:eastAsia="SimSun" w:hAnsi="Arial"/>
+          <w:sz w:val="21"/>
+          <w:szCs w:val="21"/>
+        </w:rPr>
+        <w:t xml:space="preserve">（b）修复约束规则：修复靶点确定后，允许的修复范围严格限定为三类——修改测试输入参数值（如修正字段的数量级、格式或枚举值）、调整第三方数据模拟配置（如修正Mock数据的字段映射或返回值结构）、补充边界测试值（如为阈值条件增加精确临界值用例）。禁止直接修改测试预期结果、删除测试用例或修改检测策略——这三类操作需通过步骤（d）的人工审核门禁。</w:t>
+      </w:r>
+    </w:p>
+    <w:p>
+      <w:pPr>
+        <w:spacing w:after="100" w:line="360" w:lineRule="auto"/>
+        <w:ind w:firstLine="480"/>
+      </w:pPr>
+      <w:r>
+        <w:rPr>
+          <w:rFonts w:ascii="Arial" w:cs="Arial" w:eastAsia="SimSun" w:hAnsi="Arial"/>
+          <w:sz w:val="21"/>
+          <w:szCs w:val="21"/>
+        </w:rPr>
+        <w:t xml:space="preserve">（c）隔离环境重执行验证：每个修复补丁在隔离环境中进行验证，将修正后的测试用例重新提交到决策引擎执行，同时满足以下三个条件方可认定为验证通过——目标用例通过率（修复所针对的失败用例在本次执行中通过验证）、无历史回归（上一轮已通过的所有用例在本次执行中仍然全部通过）、覆盖度不下降（本次执行的规则覆盖度和决策流分支覆盖度不低于上一轮）。</w:t>
+      </w:r>
+    </w:p>
+    <w:p>
+      <w:pPr>
+        <w:spacing w:after="100" w:line="360" w:lineRule="auto"/>
+        <w:ind w:firstLine="480"/>
+      </w:pPr>
+      <w:r>
+        <w:rPr>
+          <w:rFonts w:ascii="Arial" w:cs="Arial" w:eastAsia="SimSun" w:hAnsi="Arial"/>
+          <w:sz w:val="21"/>
+          <w:szCs w:val="21"/>
+        </w:rPr>
+        <w:t xml:space="preserve">（d）人工审核门禁：对于修复过程中确需修改预期结果模板、删除持续失败的无效用例、或修改检测策略的操作，系统不自动执行，而是生成审核请求，列明修改原因、影响范围和具体变更内容，等待人工确认后方可实施。</w:t>
+      </w:r>
+    </w:p>
+    <w:p>
+      <w:pPr>
+        <w:spacing w:after="100" w:line="360" w:lineRule="auto"/>
+        <w:ind w:firstLine="480"/>
+      </w:pPr>
+      <w:r>
+        <w:rPr>
+          <w:rFonts w:ascii="Arial" w:cs="Arial" w:eastAsia="SimSun" w:hAnsi="Arial"/>
+          <w:sz w:val="21"/>
+          <w:szCs w:val="21"/>
+        </w:rPr>
+        <w:t xml:space="preserve">（e）修复结果输出：每个验证通过的修复补丁记录完整的修复链路——根因分析结论、修复类型、修改字段、旧值与新值、隔离验证结果（目标通过/回归检查/覆盖度）、最终处置状态（自动应用/待人工审核/已驳回）。</w:t>
+      </w:r>
+    </w:p>
+    <w:p>
+      <w:pPr>
+        <w:spacing w:after="60"/>
+      </w:pPr>
+    </w:p>
+    <w:p>
+      <w:pPr>
+        <w:spacing w:after="100" w:line="360" w:lineRule="auto"/>
+        <w:ind w:firstLine="480"/>
+      </w:pPr>
+      <w:r>
+        <w:rPr>
+          <w:rFonts w:ascii="Arial" w:cs="Arial" w:eastAsia="Microsoft YaHei" w:hAnsi="Arial"/>
+          <w:b/>
+          <w:bCs/>
+          <w:sz w:val="21"/>
+          <w:szCs w:val="21"/>
+        </w:rPr>
+        <w:t xml:space="preserve">R4b：反馈分类与优化</w:t>
+      </w:r>
+    </w:p>
+    <w:p>
+      <w:pPr>
+        <w:spacing w:after="100" w:line="360" w:lineRule="auto"/>
+        <w:ind w:firstLine="480"/>
+      </w:pPr>
+      <w:r>
+        <w:rPr>
+          <w:rFonts w:ascii="Arial" w:cs="Arial" w:eastAsia="SimSun" w:hAnsi="Arial"/>
+          <w:sz w:val="21"/>
+          <w:szCs w:val="21"/>
+        </w:rPr>
+        <w:t xml:space="preserve">受控修复验证完成后，反馈优化模块分析本轮残余质量问题（即修复补丁未覆盖或修复后仍不通过的用例），将问题自动分类为7种问题模式，每种模式映射到特定的修复动作，生成结构化反馈文件（feedback.json）传递给下一轮的R2步骤。</w:t>
       </w:r>
     </w:p>
     <w:p>
@@ -2432,7 +2512,7 @@
           <w:sz w:val="21"/>
           <w:szCs w:val="21"/>
         </w:rPr>
-        <w:t xml:space="preserve">反馈文件（feedback.json）包含以下结构化信息：当前迭代轮次、上一轮的问题总数、修复动作列表（每个动作指定类型、目标用例编号、修改字段、旧值、新值和原因说明）、以及汇总统计（可自动修复数量、需人工审查数量、保留配对数量、预估下一轮问题数）。</w:t>
+        <w:t xml:space="preserve">反馈文件（feedback.json）包含以下结构化信息：当前迭代轮次、上一轮的问题总数、已验证通过的修复补丁列表（每个补丁包含根因分析结论、修复类型、目标用例编号、修改字段、旧值、新值和验证结果）、残余问题的修复动作列表（每个动作指定类型、目标用例编号、修改字段和原因说明）、以及汇总统计（可自动修复数量、需人工审查数量、保留配对数量、预估下一轮残余问题数）。</w:t>
       </w:r>
     </w:p>
     <w:p>
@@ -2476,21 +2556,21 @@
           <w:sz w:val="21"/>
           <w:szCs w:val="21"/>
         </w:rPr>
-        <w:t xml:space="preserve">第1轮（高介入）：需要人工完成初始的第三方数据模拟配置、确认策略解析结果、处理异常情况。</w:t>
-      </w:r>
-    </w:p>
-    <w:p>
-      <w:pPr>
-        <w:spacing w:after="100" w:line="360" w:lineRule="auto"/>
-        <w:ind w:firstLine="480"/>
-      </w:pPr>
-      <w:r>
-        <w:rPr>
-          <w:rFonts w:ascii="Arial" w:cs="Arial" w:eastAsia="SimSun" w:hAnsi="Arial"/>
-          <w:sz w:val="21"/>
-          <w:szCs w:val="21"/>
-        </w:rPr>
-        <w:t xml:space="preserve">第2轮（中介入）：仅需处理反馈文件中标记为manualReview的项目，确认人工审查建议。</w:t>
+        <w:t xml:space="preserve">第1轮（高介入）：需要人工确认执行证据的完整性、处理受控修复验证中标记为人工审核的修复请求、处理异常情况。</w:t>
+      </w:r>
+    </w:p>
+    <w:p>
+      <w:pPr>
+        <w:spacing w:after="100" w:line="360" w:lineRule="auto"/>
+        <w:ind w:firstLine="480"/>
+      </w:pPr>
+      <w:r>
+        <w:rPr>
+          <w:rFonts w:ascii="Arial" w:cs="Arial" w:eastAsia="SimSun" w:hAnsi="Arial"/>
+          <w:sz w:val="21"/>
+          <w:szCs w:val="21"/>
+        </w:rPr>
+        <w:t xml:space="preserve">第2轮（中介入）：仅需处理反馈文件中标记为manualReview的残余问题，确认人工审查建议。</w:t>
       </w:r>
     </w:p>
     <w:p>
@@ -2532,7 +2612,7 @@
           <w:sz w:val="21"/>
           <w:szCs w:val="21"/>
         </w:rPr>
-        <w:t xml:space="preserve">该递减模型的关键在于：第1轮发现的大部分问题（如语义重复、版本号不一致等）可以通过keepAsPair和reSubmit等动作自动处理，不会延续到后续轮次；第2轮的adjustExpected动作修正预期模板后，后续轮次不再产生同类问题。因此问题数量呈现快速下降并趋于收敛的特征。</w:t>
+        <w:t xml:space="preserve">该递减模型的关键在于：第1轮发现的大部分问题（如语义重复、版本号不一致等）可以通过keepAsPair和reSubmit等动作自动处理，受控修复验证通过参数修正和Mock调整即可覆盖大部分根因类型；第2轮的adjustExpected动作经人工审核后修正预期模板，后续轮次不再产生同类问题。因此问题数量呈现快速下降并趋于收敛的特征。</w:t>
       </w:r>
     </w:p>
     <w:p>
@@ -2657,77 +2737,91 @@
           <w:sz w:val="21"/>
           <w:szCs w:val="21"/>
         </w:rPr>
-        <w:t xml:space="preserve">（1）四轮迭代闭环机制：将风控策略测试组织为触发检测→用例生成与执行→质量校验→反馈优化的自动循环，每轮输出反馈到下一轮输入，形成完整的测试闭环。</w:t>
-      </w:r>
-    </w:p>
-    <w:p>
-      <w:pPr>
-        <w:spacing w:after="100" w:line="360" w:lineRule="auto"/>
-        <w:ind w:firstLine="480"/>
-      </w:pPr>
-      <w:r>
-        <w:rPr>
-          <w:rFonts w:ascii="Arial" w:cs="Arial" w:eastAsia="SimSun" w:hAnsi="Arial"/>
-          <w:sz w:val="21"/>
-          <w:szCs w:val="21"/>
-        </w:rPr>
-        <w:t xml:space="preserve">（2）反馈注入机制：将上一轮的分析结论（fixParams、adjustExpected、addBoundary、removeCases）以结构化格式注入到下一轮的用例生成过程，实现测试质量的自动提升。</w:t>
-      </w:r>
-    </w:p>
-    <w:p>
-      <w:pPr>
-        <w:spacing w:after="100" w:line="360" w:lineRule="auto"/>
-        <w:ind w:firstLine="480"/>
-      </w:pPr>
-      <w:r>
-        <w:rPr>
-          <w:rFonts w:ascii="Arial" w:cs="Arial" w:eastAsia="SimSun" w:hAnsi="Arial"/>
-          <w:sz w:val="21"/>
-          <w:szCs w:val="21"/>
-        </w:rPr>
-        <w:t xml:space="preserve">（3）7模式-6动作的分类修复映射：将测试质量问题系统化为7种问题模式，每种映射到特定的自动修复动作，实现了从"问题诊断"到"修复执行"的自动化桥梁。</w:t>
-      </w:r>
-    </w:p>
-    <w:p>
-      <w:pPr>
-        <w:spacing w:after="100" w:line="360" w:lineRule="auto"/>
-        <w:ind w:firstLine="480"/>
-      </w:pPr>
-      <w:r>
-        <w:rPr>
-          <w:rFonts w:ascii="Arial" w:cs="Arial" w:eastAsia="SimSun" w:hAnsi="Arial"/>
-          <w:sz w:val="21"/>
-          <w:szCs w:val="21"/>
-        </w:rPr>
-        <w:t xml:space="preserve">（4）三级收敛判定：自动继续（轻微问题）、收敛终止（连续两轮变化&lt;5%）、暂停等待（严重问题），为迭代何时终止提供了客观的数学判定标准。</w:t>
-      </w:r>
-    </w:p>
-    <w:p>
-      <w:pPr>
-        <w:spacing w:after="100" w:line="360" w:lineRule="auto"/>
-        <w:ind w:firstLine="480"/>
-      </w:pPr>
-      <w:r>
-        <w:rPr>
-          <w:rFonts w:ascii="Arial" w:cs="Arial" w:eastAsia="SimSun" w:hAnsi="Arial"/>
-          <w:sz w:val="21"/>
-          <w:szCs w:val="21"/>
-        </w:rPr>
-        <w:t xml:space="preserve">（5）人工介入递减模型：通过自动修复动作消除大部分可自动处理的问题，使人工介入量从高（第1轮）到低（第3轮）到极低（第4轮+），实现测试过程的逐步自动化。</w:t>
-      </w:r>
-    </w:p>
-    <w:p>
-      <w:pPr>
-        <w:spacing w:after="100" w:line="360" w:lineRule="auto"/>
-        <w:ind w:firstLine="480"/>
-      </w:pPr>
-      <w:r>
-        <w:rPr>
-          <w:rFonts w:ascii="Arial" w:cs="Arial" w:eastAsia="SimSun" w:hAnsi="Arial"/>
-          <w:sz w:val="21"/>
-          <w:szCs w:val="21"/>
-        </w:rPr>
-        <w:t xml:space="preserve">（6）策略版本变更触发：自动检测策略版本号变化，在策略更新后自动触发新一轮测试循环，无需人工干预。</w:t>
+        <w:t xml:space="preserve">（1）证据驱动的测试闭环修复机制：接收策略自动化测试系统输出的分层执行证据和结构化测试报告作为输入，通过质量校验→受控修复验证→反馈优化的多轮迭代，输出经过验证的修复补丁，形成完整的"证据接收—分析修复—验证输出"闭环。</w:t>
+      </w:r>
+    </w:p>
+    <w:p>
+      <w:pPr>
+        <w:spacing w:after="100" w:line="360" w:lineRule="auto"/>
+        <w:ind w:firstLine="480"/>
+      </w:pPr>
+      <w:r>
+        <w:rPr>
+          <w:rFonts w:ascii="Arial" w:cs="Arial" w:eastAsia="SimSun" w:hAnsi="Arial"/>
+          <w:sz w:val="21"/>
+          <w:szCs w:val="21"/>
+        </w:rPr>
+        <w:t xml:space="preserve">（2）基于分层执行证据的根因定位：利用五层执行证据（策略层→子策略层→规则集层→函数层→全组件日志）对测试失败用例进行逐层回溯，精确定位到具体失败层级和修复靶点。</w:t>
+      </w:r>
+    </w:p>
+    <w:p>
+      <w:pPr>
+        <w:spacing w:after="100" w:line="360" w:lineRule="auto"/>
+        <w:ind w:firstLine="480"/>
+      </w:pPr>
+      <w:r>
+        <w:rPr>
+          <w:rFonts w:ascii="Arial" w:cs="Arial" w:eastAsia="SimSun" w:hAnsi="Arial"/>
+          <w:sz w:val="21"/>
+          <w:szCs w:val="21"/>
+        </w:rPr>
+        <w:t xml:space="preserve">（3）受控修复约束规则：测试预期结果由版本锁定的策略配置文档独立生成且不可被修复过程直接修改；修复范围严格限定为修改测试参数、调整Mock配置或补充边界值；每个修复补丁须在隔离环境中通过目标通过、无回归、覆盖不下降三重验证。</w:t>
+      </w:r>
+    </w:p>
+    <w:p>
+      <w:pPr>
+        <w:spacing w:after="100" w:line="360" w:lineRule="auto"/>
+        <w:ind w:firstLine="480"/>
+      </w:pPr>
+      <w:r>
+        <w:rPr>
+          <w:rFonts w:ascii="Arial" w:cs="Arial" w:eastAsia="SimSun" w:hAnsi="Arial"/>
+          <w:sz w:val="21"/>
+          <w:szCs w:val="21"/>
+        </w:rPr>
+        <w:t xml:space="preserve">（4）人工审核门禁机制：对涉及预期结果修改、用例删除或检测策略变更的操作强制人工确认，确保自动化修复不会掩盖真实的系统缺陷。</w:t>
+      </w:r>
+    </w:p>
+    <w:p>
+      <w:pPr>
+        <w:spacing w:after="100" w:line="360" w:lineRule="auto"/>
+        <w:ind w:firstLine="480"/>
+      </w:pPr>
+      <w:r>
+        <w:rPr>
+          <w:rFonts w:ascii="Arial" w:cs="Arial" w:eastAsia="SimSun" w:hAnsi="Arial"/>
+          <w:sz w:val="21"/>
+          <w:szCs w:val="21"/>
+        </w:rPr>
+        <w:t xml:space="preserve">（5）7模式-6动作的分类修复映射：将残余质量问题系统化为7种问题模式，每种映射到特定的自动修复动作，实现从"问题诊断"到"修复执行"的自动化桥梁。</w:t>
+      </w:r>
+    </w:p>
+    <w:p>
+      <w:pPr>
+        <w:spacing w:after="100" w:line="360" w:lineRule="auto"/>
+        <w:ind w:firstLine="480"/>
+      </w:pPr>
+      <w:r>
+        <w:rPr>
+          <w:rFonts w:ascii="Arial" w:cs="Arial" w:eastAsia="SimSun" w:hAnsi="Arial"/>
+          <w:sz w:val="21"/>
+          <w:szCs w:val="21"/>
+        </w:rPr>
+        <w:t xml:space="preserve">（6）三级收敛判定：自动继续（轻微问题）、收敛终止（连续两轮变化&lt;5%）、暂停等待（严重问题），为迭代何时终止提供客观的数学判定标准。</w:t>
+      </w:r>
+    </w:p>
+    <w:p>
+      <w:pPr>
+        <w:spacing w:after="100" w:line="360" w:lineRule="auto"/>
+        <w:ind w:firstLine="480"/>
+      </w:pPr>
+      <w:r>
+        <w:rPr>
+          <w:rFonts w:ascii="Arial" w:cs="Arial" w:eastAsia="SimSun" w:hAnsi="Arial"/>
+          <w:sz w:val="21"/>
+          <w:szCs w:val="21"/>
+        </w:rPr>
+        <w:t xml:space="preserve">（7）人工介入递减模型：通过受控修复验证消除大部分可自动处理的问题，使人工介入量从高（第1轮）到低（第3轮）到极低（第4轮+），实现修复过程的逐步自动化。</w:t>
       </w:r>
     </w:p>
     <w:p>
@@ -2792,7 +2886,7 @@
           <w:sz w:val="21"/>
           <w:szCs w:val="21"/>
         </w:rPr>
-        <w:t xml:space="preserve">一种基于反馈驱动的风控策略测试闭环自动化方法，其特征在于，包括以下步骤：R1触发检测步骤，检测策略版本号是否与上一次执行记录不同，若不同则触发新一轮测试循环；R2用例生成与执行步骤，解析策略部署配置文档生成测试用例，通过API批量提交到决策引擎并采集执行结果，其中用例生成支持接收上一轮反馈文件对用例参数和预期结果进行修正；R3质量校验步骤，对测试报告执行多维度质量检查并按严重程度分级，根据收敛条件判定是否终止迭代；R4反馈优化步骤，将质量问题自动分类为多种问题模式并映射到对应的修复动作，生成结构化反馈文件传递给下一轮R2步骤。</w:t>
+        <w:t xml:space="preserve">一种基于反馈驱动的风控策略测试闭环修复方法，其特征在于，接收由策略自动化测试系统输出的分层执行证据和结构化测试报告作为输入，包括以下步骤：R1触发检测步骤，检测是否有新的执行证据可供分析；R2证据接收步骤，接收所述分层执行证据和结构化测试报告并进行结构化预处理，建立执行证据与测试报告的关联映射；R3质量校验步骤，对测试报告执行多维度质量检查并按严重程度分级，根据收敛条件判定是否终止迭代；R4受控修复与反馈步骤，基于分层执行证据对失败用例进行逐层回溯定位根因，在测试预期结果不可修改的约束下生成修复补丁，通过隔离环境重执行验证补丁有效性，将残余问题分类映射为修复动作并生成结构化反馈文件传递到下一轮R2步骤。</w:t>
       </w:r>
     </w:p>
     <w:p>
@@ -2808,21 +2902,21 @@
           <w:sz w:val="21"/>
           <w:szCs w:val="21"/>
         </w:rPr>
-        <w:t xml:space="preserve">权利要求2（从属——反馈注入）：</w:t>
-      </w:r>
-    </w:p>
-    <w:p>
-      <w:pPr>
-        <w:spacing w:after="100" w:line="360" w:lineRule="auto"/>
-        <w:ind w:firstLine="480"/>
-      </w:pPr>
-      <w:r>
-        <w:rPr>
-          <w:rFonts w:ascii="Arial" w:cs="Arial" w:eastAsia="SimSun" w:hAnsi="Arial"/>
-          <w:sz w:val="21"/>
-          <w:szCs w:val="21"/>
-        </w:rPr>
-        <w:t xml:space="preserve">根据权利要求1所述的方法，其特征在于，步骤R2中的反馈注入支持以下修正类型：参数修正（fixParams），针对特定用例修正输入参数值；边界补充（addBoundary），为指定规则增加边界值用例；用例移除（removeCases），移除持续失败的无效用例；预期调整（adjustExpected），调整预期结果模板。</w:t>
+        <w:t xml:space="preserve">权利要求2（从属——分层证据根因分析）：</w:t>
+      </w:r>
+    </w:p>
+    <w:p>
+      <w:pPr>
+        <w:spacing w:after="100" w:line="360" w:lineRule="auto"/>
+        <w:ind w:firstLine="480"/>
+      </w:pPr>
+      <w:r>
+        <w:rPr>
+          <w:rFonts w:ascii="Arial" w:cs="Arial" w:eastAsia="SimSun" w:hAnsi="Arial"/>
+          <w:sz w:val="21"/>
+          <w:szCs w:val="21"/>
+        </w:rPr>
+        <w:t xml:space="preserve">根据权利要求1所述的方法，其特征在于，步骤R4中的根因定位利用五层执行证据逐层回溯：策略层决策结果、子策略层路由信息、规则集层命中详情、函数层输出值与评分、全组件执行日志，将根因精确到具体失败层级以确定修复靶点。</w:t>
       </w:r>
     </w:p>
     <w:p>
@@ -2838,21 +2932,21 @@
           <w:sz w:val="21"/>
           <w:szCs w:val="21"/>
         </w:rPr>
-        <w:t xml:space="preserve">权利要求3（从属——问题分类映射）：</w:t>
-      </w:r>
-    </w:p>
-    <w:p>
-      <w:pPr>
-        <w:spacing w:after="100" w:line="360" w:lineRule="auto"/>
-        <w:ind w:firstLine="480"/>
-      </w:pPr>
-      <w:r>
-        <w:rPr>
-          <w:rFonts w:ascii="Arial" w:cs="Arial" w:eastAsia="SimSun" w:hAnsi="Arial"/>
-          <w:sz w:val="21"/>
-          <w:szCs w:val="21"/>
-        </w:rPr>
-        <w:t xml:space="preserve">根据权利要求1所述的方法，其特征在于，步骤R4中所述问题模式包括目标规则未命中、判定矛盾、函数输出不匹配、语义重复、版本号不一致、策略报异常和数据完整性缺失；所述修复动作包括修正入参值、调整预期模板、标记人工审查、保留配对设计、用最新版本重新提交和标记待调查。</w:t>
+        <w:t xml:space="preserve">权利要求3（从属——修复约束规则）：</w:t>
+      </w:r>
+    </w:p>
+    <w:p>
+      <w:pPr>
+        <w:spacing w:after="100" w:line="360" w:lineRule="auto"/>
+        <w:ind w:firstLine="480"/>
+      </w:pPr>
+      <w:r>
+        <w:rPr>
+          <w:rFonts w:ascii="Arial" w:cs="Arial" w:eastAsia="SimSun" w:hAnsi="Arial"/>
+          <w:sz w:val="21"/>
+          <w:szCs w:val="21"/>
+        </w:rPr>
+        <w:t xml:space="preserve">根据权利要求1所述的方法，其特征在于，步骤R4中所述修复约束规则限定修复范围为修改测试输入参数值、调整第三方数据模拟配置和补充边界测试值三类操作，禁止直接修改测试预期结果、删除测试用例或修改检测策略。</w:t>
       </w:r>
     </w:p>
     <w:p>
@@ -2868,21 +2962,21 @@
           <w:sz w:val="21"/>
           <w:szCs w:val="21"/>
         </w:rPr>
-        <w:t xml:space="preserve">权利要求4（从属——三级收敛）：</w:t>
-      </w:r>
-    </w:p>
-    <w:p>
-      <w:pPr>
-        <w:spacing w:after="100" w:line="360" w:lineRule="auto"/>
-        <w:ind w:firstLine="480"/>
-      </w:pPr>
-      <w:r>
-        <w:rPr>
-          <w:rFonts w:ascii="Arial" w:cs="Arial" w:eastAsia="SimSun" w:hAnsi="Arial"/>
-          <w:sz w:val="21"/>
-          <w:szCs w:val="21"/>
-        </w:rPr>
-        <w:t xml:space="preserve">根据权利要求1所述的方法，其特征在于，步骤R3中的收敛条件包括三级判定：严重问题数为零且警告数低于阈值时自动继续迭代；连续两轮问题总数变化幅度低于预设百分比时判定收敛并终止迭代；严重问题数大于零时暂停等待人工介入。</w:t>
+        <w:t xml:space="preserve">权利要求4（从属——隔离验证三重条件）：</w:t>
+      </w:r>
+    </w:p>
+    <w:p>
+      <w:pPr>
+        <w:spacing w:after="100" w:line="360" w:lineRule="auto"/>
+        <w:ind w:firstLine="480"/>
+      </w:pPr>
+      <w:r>
+        <w:rPr>
+          <w:rFonts w:ascii="Arial" w:cs="Arial" w:eastAsia="SimSun" w:hAnsi="Arial"/>
+          <w:sz w:val="21"/>
+          <w:szCs w:val="21"/>
+        </w:rPr>
+        <w:t xml:space="preserve">根据权利要求1所述的方法，其特征在于，步骤R4中所述隔离环境重执行验证需同时满足三个条件：修复所针对的失败用例通过验证、上一轮已通过的所有用例无退化、规则覆盖度和决策流分支覆盖度不低于上一轮。</w:t>
       </w:r>
     </w:p>
     <w:p>
@@ -2898,21 +2992,21 @@
           <w:sz w:val="21"/>
           <w:szCs w:val="21"/>
         </w:rPr>
-        <w:t xml:space="preserve">权利要求5（从属——版本触发）：</w:t>
-      </w:r>
-    </w:p>
-    <w:p>
-      <w:pPr>
-        <w:spacing w:after="100" w:line="360" w:lineRule="auto"/>
-        <w:ind w:firstLine="480"/>
-      </w:pPr>
-      <w:r>
-        <w:rPr>
-          <w:rFonts w:ascii="Arial" w:cs="Arial" w:eastAsia="SimSun" w:hAnsi="Arial"/>
-          <w:sz w:val="21"/>
-          <w:szCs w:val="21"/>
-        </w:rPr>
-        <w:t xml:space="preserve">根据权利要求1所述的方法，其特征在于，步骤R1中的触发检测通过比较策略配置文件中的当前版本号与历史执行记录中的版本号实现，版本号不同时自动触发，版本号回退时需人工确认。</w:t>
+        <w:t xml:space="preserve">权利要求5（从属——人工审核门禁）：</w:t>
+      </w:r>
+    </w:p>
+    <w:p>
+      <w:pPr>
+        <w:spacing w:after="100" w:line="360" w:lineRule="auto"/>
+        <w:ind w:firstLine="480"/>
+      </w:pPr>
+      <w:r>
+        <w:rPr>
+          <w:rFonts w:ascii="Arial" w:cs="Arial" w:eastAsia="SimSun" w:hAnsi="Arial"/>
+          <w:sz w:val="21"/>
+          <w:szCs w:val="21"/>
+        </w:rPr>
+        <w:t xml:space="preserve">根据权利要求3所述的方法，其特征在于，对于确需修改测试预期结果、删除测试用例或修改检测策略的操作，系统生成包含修改原因、影响范围和变更内容的审核请求，等待人工确认后实施。</w:t>
       </w:r>
     </w:p>
     <w:p>
@@ -2928,21 +3022,21 @@
           <w:sz w:val="21"/>
           <w:szCs w:val="21"/>
         </w:rPr>
-        <w:t xml:space="preserve">权利要求6（从属——4维度质量检查）：</w:t>
-      </w:r>
-    </w:p>
-    <w:p>
-      <w:pPr>
-        <w:spacing w:after="100" w:line="360" w:lineRule="auto"/>
-        <w:ind w:firstLine="480"/>
-      </w:pPr>
-      <w:r>
-        <w:rPr>
-          <w:rFonts w:ascii="Arial" w:cs="Arial" w:eastAsia="SimSun" w:hAnsi="Arial"/>
-          <w:sz w:val="21"/>
-          <w:szCs w:val="21"/>
-        </w:rPr>
-        <w:t xml:space="preserve">根据权利要求1所述的方法，其特征在于，步骤R3中的多维度质量检查包括四个维度：判定一致性检测，识别通过判定与实际结果矛盾的用例；数据完整性检测，检查关键列空值、编号连续性和版本一致性；语义重复检测，识别预期结果相同或名称相似的用例对；实际结果质量检测，检查函数输出匹配和伴随命中情况。</w:t>
+        <w:t xml:space="preserve">权利要求6（从属——问题分类映射）：</w:t>
+      </w:r>
+    </w:p>
+    <w:p>
+      <w:pPr>
+        <w:spacing w:after="100" w:line="360" w:lineRule="auto"/>
+        <w:ind w:firstLine="480"/>
+      </w:pPr>
+      <w:r>
+        <w:rPr>
+          <w:rFonts w:ascii="Arial" w:cs="Arial" w:eastAsia="SimSun" w:hAnsi="Arial"/>
+          <w:sz w:val="21"/>
+          <w:szCs w:val="21"/>
+        </w:rPr>
+        <w:t xml:space="preserve">根据权利要求1所述的方法，其特征在于，步骤R4中所述问题模式包括目标规则未命中、判定矛盾、函数输出不匹配、语义重复、版本号不一致、策略报异常和数据完整性缺失；所述修复动作包括修正入参值、调整预期模板、标记人工审查、保留配对设计、用最新版本重新提交和标记待调查。</w:t>
       </w:r>
     </w:p>
     <w:p>
@@ -2958,21 +3052,21 @@
           <w:sz w:val="21"/>
           <w:szCs w:val="21"/>
         </w:rPr>
-        <w:t xml:space="preserve">权利要求7（从属——人工递减）：</w:t>
-      </w:r>
-    </w:p>
-    <w:p>
-      <w:pPr>
-        <w:spacing w:after="100" w:line="360" w:lineRule="auto"/>
-        <w:ind w:firstLine="480"/>
-      </w:pPr>
-      <w:r>
-        <w:rPr>
-          <w:rFonts w:ascii="Arial" w:cs="Arial" w:eastAsia="SimSun" w:hAnsi="Arial"/>
-          <w:sz w:val="21"/>
-          <w:szCs w:val="21"/>
-        </w:rPr>
-        <w:t xml:space="preserve">根据权利要求1所述的方法，其特征在于，所述方法的人工介入量随迭代轮次递减：首轮需人工完成第三方数据模拟配置和策略确认，后续轮次自动复用模拟配置并仅处理标记为人工审查的项目，第3轮及以后基本全自动运行。</w:t>
+        <w:t xml:space="preserve">权利要求7（从属——三级收敛）：</w:t>
+      </w:r>
+    </w:p>
+    <w:p>
+      <w:pPr>
+        <w:spacing w:after="100" w:line="360" w:lineRule="auto"/>
+        <w:ind w:firstLine="480"/>
+      </w:pPr>
+      <w:r>
+        <w:rPr>
+          <w:rFonts w:ascii="Arial" w:cs="Arial" w:eastAsia="SimSun" w:hAnsi="Arial"/>
+          <w:sz w:val="21"/>
+          <w:szCs w:val="21"/>
+        </w:rPr>
+        <w:t xml:space="preserve">根据权利要求1所述的方法，其特征在于，步骤R3中的收敛条件包括三级判定：严重问题数为零且警告数低于阈值时自动继续迭代；连续两轮问题总数变化幅度低于预设百分比时判定收敛并终止迭代；严重问题数大于零时暂停等待人工介入。</w:t>
       </w:r>
     </w:p>
     <w:p>
@@ -2988,21 +3082,21 @@
           <w:sz w:val="21"/>
           <w:szCs w:val="21"/>
         </w:rPr>
-        <w:t xml:space="preserve">权利要求8（从属——迭代终止）：</w:t>
-      </w:r>
-    </w:p>
-    <w:p>
-      <w:pPr>
-        <w:spacing w:after="100" w:line="360" w:lineRule="auto"/>
-        <w:ind w:firstLine="480"/>
-      </w:pPr>
-      <w:r>
-        <w:rPr>
-          <w:rFonts w:ascii="Arial" w:cs="Arial" w:eastAsia="SimSun" w:hAnsi="Arial"/>
-          <w:sz w:val="21"/>
-          <w:szCs w:val="21"/>
-        </w:rPr>
-        <w:t xml:space="preserve">根据权利要求1所述的方法，其特征在于，迭代循环在以下三种条件之一满足时终止：连续两轮问题总数变化幅度低于预设阈值判定收敛；达到预设最大迭代轮次；严重问题无法自动修复需人工介入。</w:t>
+        <w:t xml:space="preserve">权利要求8（从属——证据结构化）：</w:t>
+      </w:r>
+    </w:p>
+    <w:p>
+      <w:pPr>
+        <w:spacing w:after="100" w:line="360" w:lineRule="auto"/>
+        <w:ind w:firstLine="480"/>
+      </w:pPr>
+      <w:r>
+        <w:rPr>
+          <w:rFonts w:ascii="Arial" w:cs="Arial" w:eastAsia="SimSun" w:hAnsi="Arial"/>
+          <w:sz w:val="21"/>
+          <w:szCs w:val="21"/>
+        </w:rPr>
+        <w:t xml:space="preserve">根据权利要求1所述的方法，其特征在于，步骤R2中的结构化预处理包括统一字段命名规范、校验数据完整性、通过用例编号和执行记录标识建立执行证据与测试报告的关联映射；若非首轮迭代，同时加载上一轮反馈文件并将修复记录与本轮证据进行关联。</w:t>
       </w:r>
     </w:p>
     <w:p>
@@ -3018,21 +3112,21 @@
           <w:sz w:val="21"/>
           <w:szCs w:val="21"/>
         </w:rPr>
-        <w:t xml:space="preserve">权利要求9（从属——工作目录管理）：</w:t>
-      </w:r>
-    </w:p>
-    <w:p>
-      <w:pPr>
-        <w:spacing w:after="100" w:line="360" w:lineRule="auto"/>
-        <w:ind w:firstLine="480"/>
-      </w:pPr>
-      <w:r>
-        <w:rPr>
-          <w:rFonts w:ascii="Arial" w:cs="Arial" w:eastAsia="SimSun" w:hAnsi="Arial"/>
-          <w:sz w:val="21"/>
-          <w:szCs w:val="21"/>
-        </w:rPr>
-        <w:t xml:space="preserve">根据权利要求1所述的方法，其特征在于，每轮迭代创建独立的工作目录，存储解析结果、测试用例、测试报告、检查结果和反馈文件，反馈文件从当前轮次目录传递到下一轮次目录；同时维护收敛追踪记录，记录每轮迭代的用例数、问题数和各级别分布。</w:t>
+        <w:t xml:space="preserve">权利要求9（从属——人工递减）：</w:t>
+      </w:r>
+    </w:p>
+    <w:p>
+      <w:pPr>
+        <w:spacing w:after="100" w:line="360" w:lineRule="auto"/>
+        <w:ind w:firstLine="480"/>
+      </w:pPr>
+      <w:r>
+        <w:rPr>
+          <w:rFonts w:ascii="Arial" w:cs="Arial" w:eastAsia="SimSun" w:hAnsi="Arial"/>
+          <w:sz w:val="21"/>
+          <w:szCs w:val="21"/>
+        </w:rPr>
+        <w:t xml:space="preserve">根据权利要求1所述的方法，其特征在于，所述方法的人工介入量随迭代轮次递减：首轮需人工确认执行证据完整性和处理审核门禁请求，后续轮次仅处理标记为人工审查的残余问题，第3轮及以后基本全自动运行。</w:t>
       </w:r>
     </w:p>
     <w:p>
@@ -3062,7 +3156,7 @@
           <w:sz w:val="21"/>
           <w:szCs w:val="21"/>
         </w:rPr>
-        <w:t xml:space="preserve">一种基于反馈驱动的风控策略测试闭环自动化系统，包括：触发检测模块、用例生成模块、批量执行模块、质量校验模块、反馈优化模块和收敛控制模块，其特征在于，所述模块协同执行权利要求1至9中任一项所述的方法。</w:t>
+        <w:t xml:space="preserve">一种基于反馈驱动的风控策略测试闭环修复系统，包括：触发检测模块、证据接收与结构化模块、质量校验模块、受控修复验证模块、反馈优化模块和收敛控制模块，其特征在于，所述模块协同执行权利要求1至9中任一项所述的方法。</w:t>
       </w:r>
     </w:p>
     <w:p>
